--- a/templates_word/conventionvtc.docx
+++ b/templates_word/conventionvtc.docx
@@ -108,7 +108,23 @@
           <w:i/>
           <w:sz w:val="21"/>
         </w:rPr>
-        <w:t>(ci-après nommé l’organisme de formation)</w:t>
+        <w:t>(</w:t>
+      </w:r>
+      <w:proofErr w:type="gramStart"/>
+      <w:r>
+        <w:rPr>
+          <w:i/>
+          <w:sz w:val="21"/>
+        </w:rPr>
+        <w:t>ci</w:t>
+      </w:r>
+      <w:proofErr w:type="gramEnd"/>
+      <w:r>
+        <w:rPr>
+          <w:i/>
+          <w:sz w:val="21"/>
+        </w:rPr>
+        <w:t>-après nommé l’organisme de formation)</w:t>
       </w:r>
     </w:p>
     <w:p>
@@ -124,7 +140,23 @@
           <w:color w:val="000000" w:themeColor="text1"/>
           <w:sz w:val="21"/>
         </w:rPr>
-        <w:t>54 chemin du Carreou 83480 PUGET SUR ARGENS</w:t>
+        <w:t xml:space="preserve">54 chemin du </w:t>
+      </w:r>
+      <w:proofErr w:type="spellStart"/>
+      <w:r>
+        <w:rPr>
+          <w:color w:val="000000" w:themeColor="text1"/>
+          <w:sz w:val="21"/>
+        </w:rPr>
+        <w:t>Carreou</w:t>
+      </w:r>
+      <w:proofErr w:type="spellEnd"/>
+      <w:r>
+        <w:rPr>
+          <w:color w:val="000000" w:themeColor="text1"/>
+          <w:sz w:val="21"/>
+        </w:rPr>
+        <w:t xml:space="preserve"> 83480 PUGET SUR ARGENS</w:t>
       </w:r>
     </w:p>
     <w:p>
@@ -180,7 +212,21 @@
         <w:rPr>
           <w:b/>
         </w:rPr>
-        <w:t>Intégrale Academy - Intégrale Sécurité Formations, centre de formation agréé :</w:t>
+        <w:t xml:space="preserve">Intégrale </w:t>
+      </w:r>
+      <w:proofErr w:type="spellStart"/>
+      <w:r>
+        <w:rPr>
+          <w:b/>
+        </w:rPr>
+        <w:t>Academy</w:t>
+      </w:r>
+      <w:proofErr w:type="spellEnd"/>
+      <w:r>
+        <w:rPr>
+          <w:b/>
+        </w:rPr>
+        <w:t xml:space="preserve"> - Intégrale Sécurité Formations, centre de formation agréé :</w:t>
       </w:r>
     </w:p>
     <w:p>
@@ -194,7 +240,23 @@
         <w:jc w:val="both"/>
       </w:pPr>
       <w:r>
-        <w:t>CFA immatriculé par le Ministère de l’éducation nationale n°UAI 0831774,</w:t>
+        <w:t xml:space="preserve">CFA immatriculé par le </w:t>
+      </w:r>
+      <w:proofErr w:type="gramStart"/>
+      <w:r>
+        <w:t>Ministère de l’éducation</w:t>
+      </w:r>
+      <w:proofErr w:type="gramEnd"/>
+      <w:r>
+        <w:t xml:space="preserve"> nationale </w:t>
+      </w:r>
+      <w:proofErr w:type="spellStart"/>
+      <w:r>
+        <w:t>n°UAI</w:t>
+      </w:r>
+      <w:proofErr w:type="spellEnd"/>
+      <w:r>
+        <w:t xml:space="preserve"> 0831774,</w:t>
       </w:r>
     </w:p>
     <w:p>
@@ -337,6 +399,7 @@
               </w:rPr>
               <w:t xml:space="preserve">Et le stagiaire : </w:t>
             </w:r>
+            <w:proofErr w:type="gramStart"/>
             <w:r>
               <w:rPr>
                 <w:b/>
@@ -344,7 +407,57 @@
                 <w:sz w:val="24"/>
                 <w:szCs w:val="28"/>
               </w:rPr>
-              <w:t>{{ nom_complet }}</w:t>
+              <w:t xml:space="preserve">{{ </w:t>
+            </w:r>
+            <w:proofErr w:type="spellStart"/>
+            <w:r>
+              <w:rPr>
+                <w:b/>
+                <w:color w:val="0033A0"/>
+                <w:sz w:val="24"/>
+                <w:szCs w:val="28"/>
+              </w:rPr>
+              <w:t>nom</w:t>
+            </w:r>
+            <w:proofErr w:type="gramEnd"/>
+            <w:r>
+              <w:rPr>
+                <w:b/>
+                <w:color w:val="0033A0"/>
+                <w:sz w:val="24"/>
+                <w:szCs w:val="28"/>
+              </w:rPr>
+              <w:t>_</w:t>
+            </w:r>
+            <w:proofErr w:type="gramStart"/>
+            <w:r>
+              <w:rPr>
+                <w:b/>
+                <w:color w:val="0033A0"/>
+                <w:sz w:val="24"/>
+                <w:szCs w:val="28"/>
+              </w:rPr>
+              <w:t>complet</w:t>
+            </w:r>
+            <w:proofErr w:type="spellEnd"/>
+            <w:r>
+              <w:rPr>
+                <w:b/>
+                <w:color w:val="0033A0"/>
+                <w:sz w:val="24"/>
+                <w:szCs w:val="28"/>
+              </w:rPr>
+              <w:t xml:space="preserve"> }</w:t>
+            </w:r>
+            <w:proofErr w:type="gramEnd"/>
+            <w:r>
+              <w:rPr>
+                <w:b/>
+                <w:color w:val="0033A0"/>
+                <w:sz w:val="24"/>
+                <w:szCs w:val="28"/>
+              </w:rPr>
+              <w:t>}</w:t>
             </w:r>
             <w:r>
               <w:rPr>
@@ -353,13 +466,59 @@
               </w:rPr>
               <w:t xml:space="preserve">, </w:t>
             </w:r>
+            <w:proofErr w:type="gramStart"/>
             <w:r>
               <w:rPr>
                 <w:color w:val="0033A0"/>
                 <w:sz w:val="24"/>
                 <w:szCs w:val="28"/>
               </w:rPr>
-              <w:t>{{ code_postal }}</w:t>
+              <w:t xml:space="preserve">{{ </w:t>
+            </w:r>
+            <w:proofErr w:type="spellStart"/>
+            <w:r>
+              <w:rPr>
+                <w:color w:val="0033A0"/>
+                <w:sz w:val="24"/>
+                <w:szCs w:val="28"/>
+              </w:rPr>
+              <w:t>code</w:t>
+            </w:r>
+            <w:proofErr w:type="gramEnd"/>
+            <w:r>
+              <w:rPr>
+                <w:color w:val="0033A0"/>
+                <w:sz w:val="24"/>
+                <w:szCs w:val="28"/>
+              </w:rPr>
+              <w:t>_</w:t>
+            </w:r>
+            <w:proofErr w:type="gramStart"/>
+            <w:r>
+              <w:rPr>
+                <w:color w:val="0033A0"/>
+                <w:sz w:val="24"/>
+                <w:szCs w:val="28"/>
+              </w:rPr>
+              <w:t>postal</w:t>
+            </w:r>
+            <w:proofErr w:type="spellEnd"/>
+            <w:r>
+              <w:rPr>
+                <w:color w:val="0033A0"/>
+                <w:sz w:val="24"/>
+                <w:szCs w:val="28"/>
+              </w:rPr>
+              <w:t xml:space="preserve"> }</w:t>
+            </w:r>
+            <w:proofErr w:type="gramEnd"/>
+            <w:r>
+              <w:rPr>
+                <w:color w:val="0033A0"/>
+                <w:sz w:val="24"/>
+                <w:szCs w:val="28"/>
+              </w:rPr>
+              <w:t>}</w:t>
             </w:r>
             <w:r>
               <w:rPr>
@@ -368,13 +527,23 @@
               </w:rPr>
               <w:t xml:space="preserve"> </w:t>
             </w:r>
+            <w:proofErr w:type="gramStart"/>
             <w:r>
               <w:rPr>
                 <w:color w:val="0033A0"/>
                 <w:sz w:val="24"/>
                 <w:szCs w:val="28"/>
               </w:rPr>
-              <w:t>{{ ville }}</w:t>
+              <w:t>{{ ville</w:t>
+            </w:r>
+            <w:proofErr w:type="gramEnd"/>
+            <w:r>
+              <w:rPr>
+                <w:color w:val="0033A0"/>
+                <w:sz w:val="24"/>
+                <w:szCs w:val="28"/>
+              </w:rPr>
+              <w:t xml:space="preserve"> }}</w:t>
             </w:r>
           </w:p>
         </w:tc>
@@ -395,7 +564,25 @@
           <w:sz w:val="24"/>
           <w:szCs w:val="28"/>
         </w:rPr>
-        <w:t>(ci-après nommé le stagiaire)</w:t>
+        <w:t>(</w:t>
+      </w:r>
+      <w:proofErr w:type="gramStart"/>
+      <w:r>
+        <w:rPr>
+          <w:i/>
+          <w:sz w:val="24"/>
+          <w:szCs w:val="28"/>
+        </w:rPr>
+        <w:t>ci</w:t>
+      </w:r>
+      <w:proofErr w:type="gramEnd"/>
+      <w:r>
+        <w:rPr>
+          <w:i/>
+          <w:sz w:val="24"/>
+          <w:szCs w:val="28"/>
+        </w:rPr>
+        <w:t>-après nommé le stagiaire)</w:t>
       </w:r>
     </w:p>
     <w:p>
@@ -600,7 +787,23 @@
         <w:jc w:val="both"/>
       </w:pPr>
       <w:r>
-        <w:t>L’accès à la profession de conducteur de voiture de transport avec chauffeur (VTC) est subordonné à la réussite d’un examen, comprenant des épreuves théoriques d’admissibilité et une épreuve pratique d’admission. Cet examen vise à évaluer le respect de la condition d'aptitude professionnelle requise, mentionnée à l'article L. 3120-2-1 du code des transports, qui consiste à être en capacité d'assurer dans des conditions de confort et de sécurité le transport de passagers, dans le respect des règles applicables à sa profession et à être en capacité d'informer de manière claire les passagers sur la facturation des courses. Il est organisé par les chambres de métiers et de l'artisanat.</w:t>
+        <w:t xml:space="preserve">L’accès à la profession de conducteur de voiture de transport avec chauffeur (VTC) est subordonné à la réussite d’un examen, comprenant des épreuves théoriques d’admissibilité et une épreuve pratique d’admission. Cet examen vise à évaluer le respect de la condition d'aptitude professionnelle requise, mentionnée à l'article L. 3120-2-1 du code des transports, qui consiste à </w:t>
+      </w:r>
+      <w:proofErr w:type="gramStart"/>
+      <w:r>
+        <w:t>être en capacité</w:t>
+      </w:r>
+      <w:proofErr w:type="gramEnd"/>
+      <w:r>
+        <w:t xml:space="preserve"> d'assurer dans des conditions de confort et de sécurité le transport de passagers, dans le respect des règles applicables à sa profession et à </w:t>
+      </w:r>
+      <w:proofErr w:type="gramStart"/>
+      <w:r>
+        <w:t>être en capacité</w:t>
+      </w:r>
+      <w:proofErr w:type="gramEnd"/>
+      <w:r>
+        <w:t xml:space="preserve"> d'informer de manière claire les passagers sur la facturation des courses. Il est organisé par les chambres de métiers et de l'artisanat.</w:t>
       </w:r>
     </w:p>
     <w:p>
@@ -644,16 +847,46 @@
     </w:p>
     <w:p>
       <w:pPr>
-        <w:spacing w:after="80"/>
-      </w:pPr>
-      <w:r>
         <w:rPr>
           <w:b/>
         </w:rPr>
+      </w:pPr>
+      <w:r>
+        <w:rPr>
+          <w:b/>
+        </w:rPr>
+        <w:br w:type="page"/>
+      </w:r>
+    </w:p>
+    <w:p>
+      <w:pPr>
+        <w:spacing w:after="80"/>
+      </w:pPr>
+      <w:r>
+        <w:rPr>
+          <w:b/>
+        </w:rPr>
+        <w:lastRenderedPageBreak/>
         <w:t xml:space="preserve">Durée de la formation : </w:t>
       </w:r>
       <w:r>
-        <w:t>105 heures (15 jours) - n’inclut pas le passage de l’examen.</w:t>
+        <w:t xml:space="preserve">105 heures (15 jours) </w:t>
+      </w:r>
+      <w:r>
+        <w:t xml:space="preserve">– </w:t>
+      </w:r>
+      <w:r>
+        <w:rPr>
+          <w:b/>
+          <w:bCs/>
+        </w:rPr>
+        <w:t>durée indicative</w:t>
+      </w:r>
+      <w:r>
+        <w:t xml:space="preserve"> </w:t>
+      </w:r>
+      <w:r>
+        <w:t>- n’inclut pas le passage de l’examen.</w:t>
       </w:r>
     </w:p>
     <w:p>
@@ -666,11 +899,33 @@
         </w:rPr>
         <w:t xml:space="preserve">Période de formation : </w:t>
       </w:r>
+      <w:proofErr w:type="gramStart"/>
       <w:r>
         <w:rPr>
           <w:bCs/>
         </w:rPr>
-        <w:t>{{ periode_formation }}</w:t>
+        <w:t xml:space="preserve">{{ </w:t>
+      </w:r>
+      <w:proofErr w:type="spellStart"/>
+      <w:r>
+        <w:rPr>
+          <w:bCs/>
+        </w:rPr>
+        <w:t>periode</w:t>
+      </w:r>
+      <w:proofErr w:type="gramEnd"/>
+      <w:r>
+        <w:rPr>
+          <w:bCs/>
+        </w:rPr>
+        <w:t>_formation</w:t>
+      </w:r>
+      <w:proofErr w:type="spellEnd"/>
+      <w:r>
+        <w:rPr>
+          <w:bCs/>
+        </w:rPr>
+        <w:t xml:space="preserve"> }}</w:t>
       </w:r>
       <w:r>
         <w:rPr>
@@ -689,7 +944,23 @@
         <w:t xml:space="preserve">En e-learning et en présentiel </w:t>
       </w:r>
       <w:r>
-        <w:t>à Puget sur Argens (Intégrale Academy 54 chemin du Carreou 83480 PUGET SUR ARGENS</w:t>
+        <w:t xml:space="preserve">à Puget sur Argens (Intégrale </w:t>
+      </w:r>
+      <w:proofErr w:type="spellStart"/>
+      <w:r>
+        <w:t>Academy</w:t>
+      </w:r>
+      <w:proofErr w:type="spellEnd"/>
+      <w:r>
+        <w:t xml:space="preserve"> 54 chemin du </w:t>
+      </w:r>
+      <w:proofErr w:type="spellStart"/>
+      <w:r>
+        <w:t>Carreou</w:t>
+      </w:r>
+      <w:proofErr w:type="spellEnd"/>
+      <w:r>
+        <w:t xml:space="preserve"> 83480 PUGET SUR ARGENS</w:t>
       </w:r>
     </w:p>
     <w:p>
@@ -729,23 +1000,8 @@
         <w:t>RS5637</w:t>
       </w:r>
     </w:p>
-    <w:p>
-      <w:r>
-        <w:br w:type="page"/>
-      </w:r>
-    </w:p>
-    <w:p>
-      <w:pPr>
-        <w:spacing w:after="80"/>
-        <w:rPr>
-          <w:b/>
-        </w:rPr>
-      </w:pPr>
-    </w:p>
-    <w:p>
-      <w:pPr>
-        <w:spacing w:after="80"/>
-      </w:pPr>
+    <w:p/>
+    <w:p>
       <w:r>
         <w:rPr>
           <w:b/>
@@ -914,11 +1170,47 @@
       <w:r>
         <w:t xml:space="preserve"> du </w:t>
       </w:r>
+      <w:proofErr w:type="gramStart"/>
       <w:r>
         <w:rPr>
           <w:bCs/>
         </w:rPr>
-        <w:t>{{ periode_formation }}</w:t>
+        <w:t xml:space="preserve">{{ </w:t>
+      </w:r>
+      <w:proofErr w:type="spellStart"/>
+      <w:r>
+        <w:rPr>
+          <w:bCs/>
+        </w:rPr>
+        <w:t>periode</w:t>
+      </w:r>
+      <w:proofErr w:type="gramEnd"/>
+      <w:r>
+        <w:rPr>
+          <w:bCs/>
+        </w:rPr>
+        <w:t>_</w:t>
+      </w:r>
+      <w:proofErr w:type="gramStart"/>
+      <w:r>
+        <w:rPr>
+          <w:bCs/>
+        </w:rPr>
+        <w:t>formation</w:t>
+      </w:r>
+      <w:proofErr w:type="spellEnd"/>
+      <w:r>
+        <w:rPr>
+          <w:bCs/>
+        </w:rPr>
+        <w:t xml:space="preserve"> }</w:t>
+      </w:r>
+      <w:proofErr w:type="gramEnd"/>
+      <w:r>
+        <w:rPr>
+          <w:bCs/>
+        </w:rPr>
+        <w:t>}</w:t>
       </w:r>
       <w:r>
         <w:t xml:space="preserve"> </w:t>
@@ -978,7 +1270,21 @@
         <w:rPr>
           <w:b/>
         </w:rPr>
-        <w:t>Formateur(s) VTC désigné(s) par Intégrale Academy - Intégrale Sécurité Formations</w:t>
+        <w:t xml:space="preserve">Formateur(s) VTC désigné(s) par Intégrale </w:t>
+      </w:r>
+      <w:proofErr w:type="spellStart"/>
+      <w:r>
+        <w:rPr>
+          <w:b/>
+        </w:rPr>
+        <w:t>Academy</w:t>
+      </w:r>
+      <w:proofErr w:type="spellEnd"/>
+      <w:r>
+        <w:rPr>
+          <w:b/>
+        </w:rPr>
+        <w:t xml:space="preserve"> - Intégrale Sécurité Formations</w:t>
       </w:r>
     </w:p>
     <w:p>
@@ -1020,6 +1326,7 @@
           <w:i/>
           <w:iCs/>
         </w:rPr>
+        <w:lastRenderedPageBreak/>
         <w:t>Méthodes pédagogiques :</w:t>
       </w:r>
       <w:r>
@@ -1032,14 +1339,16 @@
         <w:jc w:val="both"/>
       </w:pPr>
       <w:r>
-        <w:t>Une formation qui répond aux exigences du Référentiel National Qualité Qualiopi. Cette certification atteste de la qualité du processus mis en œuvre par les prestataires d’actions de formation concourant au développement des compétences.</w:t>
-      </w:r>
-    </w:p>
-    <w:p>
-      <w:pPr>
-        <w:spacing w:after="80"/>
-        <w:jc w:val="both"/>
-      </w:pPr>
+        <w:t xml:space="preserve">Une formation qui répond aux exigences du Référentiel National Qualité </w:t>
+      </w:r>
+      <w:proofErr w:type="spellStart"/>
+      <w:r>
+        <w:t>Qualiopi</w:t>
+      </w:r>
+      <w:proofErr w:type="spellEnd"/>
+      <w:r>
+        <w:t>. Cette certification atteste de la qualité du processus mis en œuvre par les prestataires d’actions de formation concourant au développement des compétences.</w:t>
+      </w:r>
     </w:p>
     <w:p>
       <w:pPr>
@@ -1097,7 +1406,15 @@
         <w:jc w:val="both"/>
       </w:pPr>
       <w:r>
-        <w:t xml:space="preserve">1°) Assistance technique et pédagogique appropriée pour accompagner le bénéficiaire dans le déroulement de son parcours : Une assistance technique est mise en œuvre par le directeur du centre de formation, par téléphone au 04 22 47 07 68 ou par email en écrivant à l'adresse </w:t>
+        <w:t xml:space="preserve">1°) Assistance technique et pédagogique appropriée pour accompagner le bénéficiaire dans le déroulement de son parcours : Une assistance technique est mise en œuvre par le directeur du centre de formation, par téléphone au 04 22 47 07 68 ou par </w:t>
+      </w:r>
+      <w:proofErr w:type="gramStart"/>
+      <w:r>
+        <w:t>email</w:t>
+      </w:r>
+      <w:proofErr w:type="gramEnd"/>
+      <w:r>
+        <w:t xml:space="preserve"> en écrivant à l'adresse </w:t>
       </w:r>
       <w:r>
         <w:t>ecole@integraleacademy.com</w:t>
@@ -1308,7 +1625,15 @@
         <w:jc w:val="both"/>
       </w:pPr>
       <w:r>
-        <w:t>C- Construction du parcours et accompagnement touristique : C.1- Savoir élaborer et suivre un parcours : - Élaborer un parcours d’un lieu de prise en charge à un lieu de dépose des clients ; - Utiliser un GPS (programmation, suivi de l’itinéraire) et utiliser un plan ou une carte routière ; - Adapter le parcours à d’éventuelles difficultés inattendues (embouteillages, travaux…) ; - Préparer un parcours en fonction de la commande des clients C.2- Savoir délivrer des informations touristiques et pratiques : Délivrer des informations de base sur les sites et monuments d’intérêt culturel et touristique situés à proximité du lieu de l’épreuve et sur les lieux publics (gares, hôpitaux, etc)</w:t>
+        <w:t xml:space="preserve">C- Construction du parcours et accompagnement touristique : C.1- Savoir élaborer et suivre un parcours : - Élaborer un parcours d’un lieu de prise en charge à un lieu de dépose des clients ; - Utiliser un GPS (programmation, suivi de l’itinéraire) et utiliser un plan ou une carte routière ; - Adapter le parcours à d’éventuelles difficultés inattendues (embouteillages, travaux…) ; - Préparer un parcours en fonction de la commande des clients C.2- Savoir délivrer des informations touristiques et pratiques : Délivrer des informations de base sur les sites et monuments d’intérêt culturel et touristique situés à proximité du lieu de l’épreuve et sur les lieux publics (gares, hôpitaux, </w:t>
+      </w:r>
+      <w:proofErr w:type="spellStart"/>
+      <w:r>
+        <w:t>etc</w:t>
+      </w:r>
+      <w:proofErr w:type="spellEnd"/>
+      <w:r>
+        <w:t>)</w:t>
       </w:r>
     </w:p>
     <w:p>
@@ -1571,7 +1896,25 @@
           <w:sz w:val="20"/>
           <w:szCs w:val="20"/>
         </w:rPr>
-        <w:t>En cas de dommage causé au véhicule résultant d’une faute, d’une négligence, d’une mauvaise utilisation, d’un non-respect des consignes ou d’une dégradation volontaire imputable au stagiaire, les frais de réparation, la franchise d’assurance et/ou tout montant restant à la charge de l’organisme de formation pourront être facturés au stagiaire, sur présentation des justificatifs correspondants.</w:t>
+        <w:t xml:space="preserve">En cas de dommage causé au véhicule résultant d’une faute, d’une négligence, d’une mauvaise utilisation, d’un non-respect des consignes ou d’une dégradation volontaire imputable au stagiaire, les frais de réparation, la franchise d’assurance et/ou tout montant restant à la charge de l’organisme de formation </w:t>
+      </w:r>
+      <w:proofErr w:type="gramStart"/>
+      <w:r>
+        <w:rPr>
+          <w:rFonts w:ascii="Arial" w:hAnsi="Arial" w:cs="Arial"/>
+          <w:sz w:val="20"/>
+          <w:szCs w:val="20"/>
+        </w:rPr>
+        <w:t>pourront</w:t>
+      </w:r>
+      <w:proofErr w:type="gramEnd"/>
+      <w:r>
+        <w:rPr>
+          <w:rFonts w:ascii="Arial" w:hAnsi="Arial" w:cs="Arial"/>
+          <w:sz w:val="20"/>
+          <w:szCs w:val="20"/>
+        </w:rPr>
+        <w:t xml:space="preserve"> être facturés au stagiaire, sur présentation des justificatifs correspondants.</w:t>
       </w:r>
     </w:p>
     <w:p>
@@ -1604,9 +1947,9 @@
       </w:pPr>
     </w:p>
     <w:p>
-      <w:pPr>
-        <w:jc w:val="both"/>
-      </w:pPr>
+      <w:r>
+        <w:br w:type="page"/>
+      </w:r>
     </w:p>
     <w:p>
       <w:pPr>
@@ -1686,6 +2029,7 @@
                 <w:szCs w:val="20"/>
               </w:rPr>
             </w:pPr>
+            <w:proofErr w:type="gramStart"/>
             <w:r>
               <w:rPr>
                 <w:rFonts w:eastAsia="Aptos" w:cs="Arial"/>
@@ -1693,7 +2037,37 @@
                 <w:color w:val="0F172A"/>
                 <w:szCs w:val="20"/>
               </w:rPr>
-              <w:t>{{ montant_formation_eur }}</w:t>
+              <w:t xml:space="preserve">{{ </w:t>
+            </w:r>
+            <w:proofErr w:type="spellStart"/>
+            <w:r>
+              <w:rPr>
+                <w:rFonts w:eastAsia="Aptos" w:cs="Arial"/>
+                <w:b/>
+                <w:color w:val="0F172A"/>
+                <w:szCs w:val="20"/>
+              </w:rPr>
+              <w:t>montant</w:t>
+            </w:r>
+            <w:proofErr w:type="gramEnd"/>
+            <w:r>
+              <w:rPr>
+                <w:rFonts w:eastAsia="Aptos" w:cs="Arial"/>
+                <w:b/>
+                <w:color w:val="0F172A"/>
+                <w:szCs w:val="20"/>
+              </w:rPr>
+              <w:t>_formation_eur</w:t>
+            </w:r>
+            <w:proofErr w:type="spellEnd"/>
+            <w:r>
+              <w:rPr>
+                <w:rFonts w:eastAsia="Aptos" w:cs="Arial"/>
+                <w:b/>
+                <w:color w:val="0F172A"/>
+                <w:szCs w:val="20"/>
+              </w:rPr>
+              <w:t xml:space="preserve"> }}</w:t>
             </w:r>
           </w:p>
         </w:tc>
@@ -1794,6 +2168,7 @@
                 <w:szCs w:val="20"/>
               </w:rPr>
             </w:pPr>
+            <w:proofErr w:type="gramStart"/>
             <w:r>
               <w:rPr>
                 <w:rFonts w:eastAsia="Aptos" w:cs="Arial"/>
@@ -1801,7 +2176,37 @@
                 <w:color w:val="0F172A"/>
                 <w:szCs w:val="20"/>
               </w:rPr>
-              <w:t>{{ montant_formation_eur }}</w:t>
+              <w:t xml:space="preserve">{{ </w:t>
+            </w:r>
+            <w:proofErr w:type="spellStart"/>
+            <w:r>
+              <w:rPr>
+                <w:rFonts w:eastAsia="Aptos" w:cs="Arial"/>
+                <w:b/>
+                <w:color w:val="0F172A"/>
+                <w:szCs w:val="20"/>
+              </w:rPr>
+              <w:t>montant</w:t>
+            </w:r>
+            <w:proofErr w:type="gramEnd"/>
+            <w:r>
+              <w:rPr>
+                <w:rFonts w:eastAsia="Aptos" w:cs="Arial"/>
+                <w:b/>
+                <w:color w:val="0F172A"/>
+                <w:szCs w:val="20"/>
+              </w:rPr>
+              <w:t>_formation_eur</w:t>
+            </w:r>
+            <w:proofErr w:type="spellEnd"/>
+            <w:r>
+              <w:rPr>
+                <w:rFonts w:eastAsia="Aptos" w:cs="Arial"/>
+                <w:b/>
+                <w:color w:val="0F172A"/>
+                <w:szCs w:val="20"/>
+              </w:rPr>
+              <w:t xml:space="preserve"> }}</w:t>
             </w:r>
           </w:p>
         </w:tc>
@@ -1865,6 +2270,7 @@
               </w:rPr>
               <w:t xml:space="preserve">Le prix de l’action de formation est fixé à </w:t>
             </w:r>
+            <w:proofErr w:type="gramStart"/>
             <w:r>
               <w:rPr>
                 <w:rFonts w:eastAsia="Aptos" w:cs="Arial"/>
@@ -1872,7 +2278,57 @@
                 <w:color w:val="0F172A"/>
                 <w:szCs w:val="20"/>
               </w:rPr>
-              <w:t>{{ montant_formation_eur }} HT</w:t>
+              <w:t xml:space="preserve">{{ </w:t>
+            </w:r>
+            <w:proofErr w:type="spellStart"/>
+            <w:r>
+              <w:rPr>
+                <w:rFonts w:eastAsia="Aptos" w:cs="Arial"/>
+                <w:b/>
+                <w:color w:val="0F172A"/>
+                <w:szCs w:val="20"/>
+              </w:rPr>
+              <w:t>montant</w:t>
+            </w:r>
+            <w:proofErr w:type="gramEnd"/>
+            <w:r>
+              <w:rPr>
+                <w:rFonts w:eastAsia="Aptos" w:cs="Arial"/>
+                <w:b/>
+                <w:color w:val="0F172A"/>
+                <w:szCs w:val="20"/>
+              </w:rPr>
+              <w:t>_formation_</w:t>
+            </w:r>
+            <w:proofErr w:type="gramStart"/>
+            <w:r>
+              <w:rPr>
+                <w:rFonts w:eastAsia="Aptos" w:cs="Arial"/>
+                <w:b/>
+                <w:color w:val="0F172A"/>
+                <w:szCs w:val="20"/>
+              </w:rPr>
+              <w:t>eur</w:t>
+            </w:r>
+            <w:proofErr w:type="spellEnd"/>
+            <w:r>
+              <w:rPr>
+                <w:rFonts w:eastAsia="Aptos" w:cs="Arial"/>
+                <w:b/>
+                <w:color w:val="0F172A"/>
+                <w:szCs w:val="20"/>
+              </w:rPr>
+              <w:t xml:space="preserve"> }</w:t>
+            </w:r>
+            <w:proofErr w:type="gramEnd"/>
+            <w:r>
+              <w:rPr>
+                <w:rFonts w:eastAsia="Aptos" w:cs="Arial"/>
+                <w:b/>
+                <w:color w:val="0F172A"/>
+                <w:szCs w:val="20"/>
+              </w:rPr>
+              <w:t>} HT</w:t>
             </w:r>
             <w:r>
               <w:rPr>
@@ -1882,6 +2338,7 @@
               </w:rPr>
               <w:t xml:space="preserve">. L’organisme de formation atteste être exonéré de TVA en application de l’article 261-4-4° du Code général des impôts. Le prix total de l’action de formation est donc fixé à </w:t>
             </w:r>
+            <w:proofErr w:type="gramStart"/>
             <w:r>
               <w:rPr>
                 <w:rFonts w:eastAsia="Aptos" w:cs="Arial"/>
@@ -1889,7 +2346,57 @@
                 <w:color w:val="0F172A"/>
                 <w:szCs w:val="20"/>
               </w:rPr>
-              <w:t>{{ montant_formation_eur }} TTC</w:t>
+              <w:t xml:space="preserve">{{ </w:t>
+            </w:r>
+            <w:proofErr w:type="spellStart"/>
+            <w:r>
+              <w:rPr>
+                <w:rFonts w:eastAsia="Aptos" w:cs="Arial"/>
+                <w:b/>
+                <w:color w:val="0F172A"/>
+                <w:szCs w:val="20"/>
+              </w:rPr>
+              <w:t>montant</w:t>
+            </w:r>
+            <w:proofErr w:type="gramEnd"/>
+            <w:r>
+              <w:rPr>
+                <w:rFonts w:eastAsia="Aptos" w:cs="Arial"/>
+                <w:b/>
+                <w:color w:val="0F172A"/>
+                <w:szCs w:val="20"/>
+              </w:rPr>
+              <w:t>_formation_</w:t>
+            </w:r>
+            <w:proofErr w:type="gramStart"/>
+            <w:r>
+              <w:rPr>
+                <w:rFonts w:eastAsia="Aptos" w:cs="Arial"/>
+                <w:b/>
+                <w:color w:val="0F172A"/>
+                <w:szCs w:val="20"/>
+              </w:rPr>
+              <w:t>eur</w:t>
+            </w:r>
+            <w:proofErr w:type="spellEnd"/>
+            <w:r>
+              <w:rPr>
+                <w:rFonts w:eastAsia="Aptos" w:cs="Arial"/>
+                <w:b/>
+                <w:color w:val="0F172A"/>
+                <w:szCs w:val="20"/>
+              </w:rPr>
+              <w:t xml:space="preserve"> }</w:t>
+            </w:r>
+            <w:proofErr w:type="gramEnd"/>
+            <w:r>
+              <w:rPr>
+                <w:rFonts w:eastAsia="Aptos" w:cs="Arial"/>
+                <w:b/>
+                <w:color w:val="0F172A"/>
+                <w:szCs w:val="20"/>
+              </w:rPr>
+              <w:t>} TTC</w:t>
             </w:r>
             <w:r>
               <w:rPr>
@@ -2003,6 +2510,7 @@
                 <w:szCs w:val="20"/>
               </w:rPr>
             </w:pPr>
+            <w:proofErr w:type="gramStart"/>
             <w:r>
               <w:rPr>
                 <w:rFonts w:eastAsia="Aptos" w:cs="Arial"/>
@@ -2010,7 +2518,37 @@
                 <w:color w:val="0F172A"/>
                 <w:szCs w:val="20"/>
               </w:rPr>
-              <w:t>{{ montant_cpf_eur }}</w:t>
+              <w:t xml:space="preserve">{{ </w:t>
+            </w:r>
+            <w:proofErr w:type="spellStart"/>
+            <w:r>
+              <w:rPr>
+                <w:rFonts w:eastAsia="Aptos" w:cs="Arial"/>
+                <w:b/>
+                <w:color w:val="0F172A"/>
+                <w:szCs w:val="20"/>
+              </w:rPr>
+              <w:t>montant</w:t>
+            </w:r>
+            <w:proofErr w:type="gramEnd"/>
+            <w:r>
+              <w:rPr>
+                <w:rFonts w:eastAsia="Aptos" w:cs="Arial"/>
+                <w:b/>
+                <w:color w:val="0F172A"/>
+                <w:szCs w:val="20"/>
+              </w:rPr>
+              <w:t>_cpf_eur</w:t>
+            </w:r>
+            <w:proofErr w:type="spellEnd"/>
+            <w:r>
+              <w:rPr>
+                <w:rFonts w:eastAsia="Aptos" w:cs="Arial"/>
+                <w:b/>
+                <w:color w:val="0F172A"/>
+                <w:szCs w:val="20"/>
+              </w:rPr>
+              <w:t xml:space="preserve"> }}</w:t>
             </w:r>
           </w:p>
         </w:tc>
@@ -2128,6 +2666,7 @@
                 <w:szCs w:val="20"/>
               </w:rPr>
             </w:pPr>
+            <w:proofErr w:type="gramStart"/>
             <w:r>
               <w:rPr>
                 <w:rFonts w:eastAsia="Aptos" w:cs="Arial"/>
@@ -2135,7 +2674,37 @@
                 <w:color w:val="0F172A"/>
                 <w:szCs w:val="20"/>
               </w:rPr>
-              <w:t>{{ montant_autre_eur }}</w:t>
+              <w:t xml:space="preserve">{{ </w:t>
+            </w:r>
+            <w:proofErr w:type="spellStart"/>
+            <w:r>
+              <w:rPr>
+                <w:rFonts w:eastAsia="Aptos" w:cs="Arial"/>
+                <w:b/>
+                <w:color w:val="0F172A"/>
+                <w:szCs w:val="20"/>
+              </w:rPr>
+              <w:t>montant</w:t>
+            </w:r>
+            <w:proofErr w:type="gramEnd"/>
+            <w:r>
+              <w:rPr>
+                <w:rFonts w:eastAsia="Aptos" w:cs="Arial"/>
+                <w:b/>
+                <w:color w:val="0F172A"/>
+                <w:szCs w:val="20"/>
+              </w:rPr>
+              <w:t>_autre_eur</w:t>
+            </w:r>
+            <w:proofErr w:type="spellEnd"/>
+            <w:r>
+              <w:rPr>
+                <w:rFonts w:eastAsia="Aptos" w:cs="Arial"/>
+                <w:b/>
+                <w:color w:val="0F172A"/>
+                <w:szCs w:val="20"/>
+              </w:rPr>
+              <w:t xml:space="preserve"> }}</w:t>
             </w:r>
           </w:p>
         </w:tc>
@@ -2246,6 +2815,7 @@
                 <w:szCs w:val="20"/>
               </w:rPr>
             </w:pPr>
+            <w:proofErr w:type="gramStart"/>
             <w:r>
               <w:rPr>
                 <w:rFonts w:eastAsiaTheme="minorEastAsia" w:cs="Arial"/>
@@ -2253,7 +2823,37 @@
                 <w:bCs/>
                 <w:szCs w:val="20"/>
               </w:rPr>
-              <w:t>{{ montant_financement_personnel_eur }}</w:t>
+              <w:t xml:space="preserve">{{ </w:t>
+            </w:r>
+            <w:proofErr w:type="spellStart"/>
+            <w:r>
+              <w:rPr>
+                <w:rFonts w:eastAsiaTheme="minorEastAsia" w:cs="Arial"/>
+                <w:b/>
+                <w:bCs/>
+                <w:szCs w:val="20"/>
+              </w:rPr>
+              <w:t>montant</w:t>
+            </w:r>
+            <w:proofErr w:type="gramEnd"/>
+            <w:r>
+              <w:rPr>
+                <w:rFonts w:eastAsiaTheme="minorEastAsia" w:cs="Arial"/>
+                <w:b/>
+                <w:bCs/>
+                <w:szCs w:val="20"/>
+              </w:rPr>
+              <w:t>_financement_personnel_eur</w:t>
+            </w:r>
+            <w:proofErr w:type="spellEnd"/>
+            <w:r>
+              <w:rPr>
+                <w:rFonts w:eastAsiaTheme="minorEastAsia" w:cs="Arial"/>
+                <w:b/>
+                <w:bCs/>
+                <w:szCs w:val="20"/>
+              </w:rPr>
+              <w:t xml:space="preserve"> }}</w:t>
             </w:r>
           </w:p>
         </w:tc>
@@ -2402,13 +3002,32 @@
               </w:rPr>
               <w:t xml:space="preserve">Le stagiaire s’engage à régler la somme de </w:t>
             </w:r>
+            <w:proofErr w:type="gramStart"/>
             <w:r>
               <w:rPr>
                 <w:b/>
                 <w:color w:val="DC2626"/>
                 <w:sz w:val="21"/>
               </w:rPr>
-              <w:t>{{ montant_</w:t>
+              <w:t xml:space="preserve">{{ </w:t>
+            </w:r>
+            <w:proofErr w:type="spellStart"/>
+            <w:r>
+              <w:rPr>
+                <w:b/>
+                <w:color w:val="DC2626"/>
+                <w:sz w:val="21"/>
+              </w:rPr>
+              <w:t>montant</w:t>
+            </w:r>
+            <w:proofErr w:type="gramEnd"/>
+            <w:r>
+              <w:rPr>
+                <w:b/>
+                <w:color w:val="DC2626"/>
+                <w:sz w:val="21"/>
+              </w:rPr>
+              <w:t>_</w:t>
             </w:r>
             <w:r>
               <w:rPr>
@@ -2424,8 +3043,27 @@
                 <w:color w:val="DC2626"/>
                 <w:sz w:val="21"/>
               </w:rPr>
-              <w:t>personnel_eur }</w:t>
+              <w:t>personnel_</w:t>
             </w:r>
+            <w:proofErr w:type="gramStart"/>
+            <w:r>
+              <w:rPr>
+                <w:b/>
+                <w:color w:val="DC2626"/>
+                <w:sz w:val="21"/>
+              </w:rPr>
+              <w:t>eur</w:t>
+            </w:r>
+            <w:proofErr w:type="spellEnd"/>
+            <w:r>
+              <w:rPr>
+                <w:b/>
+                <w:color w:val="DC2626"/>
+                <w:sz w:val="21"/>
+              </w:rPr>
+              <w:t xml:space="preserve"> }</w:t>
+            </w:r>
+            <w:proofErr w:type="gramEnd"/>
             <w:r>
               <w:rPr>
                 <w:b/>
@@ -2440,13 +3078,59 @@
               </w:rPr>
               <w:t>, correspondant au montant restant à sa charge après déduction du montant pris en charge via CPF (</w:t>
             </w:r>
+            <w:proofErr w:type="gramStart"/>
             <w:r>
               <w:rPr>
                 <w:b/>
                 <w:color w:val="16A34A"/>
                 <w:sz w:val="21"/>
               </w:rPr>
-              <w:t>{{ montant_cpf_eur }}</w:t>
+              <w:t xml:space="preserve">{{ </w:t>
+            </w:r>
+            <w:proofErr w:type="spellStart"/>
+            <w:r>
+              <w:rPr>
+                <w:b/>
+                <w:color w:val="16A34A"/>
+                <w:sz w:val="21"/>
+              </w:rPr>
+              <w:t>montant</w:t>
+            </w:r>
+            <w:proofErr w:type="gramEnd"/>
+            <w:r>
+              <w:rPr>
+                <w:b/>
+                <w:color w:val="16A34A"/>
+                <w:sz w:val="21"/>
+              </w:rPr>
+              <w:t>_cpf_</w:t>
+            </w:r>
+            <w:proofErr w:type="gramStart"/>
+            <w:r>
+              <w:rPr>
+                <w:b/>
+                <w:color w:val="16A34A"/>
+                <w:sz w:val="21"/>
+              </w:rPr>
+              <w:t>eur</w:t>
+            </w:r>
+            <w:proofErr w:type="spellEnd"/>
+            <w:r>
+              <w:rPr>
+                <w:b/>
+                <w:color w:val="16A34A"/>
+                <w:sz w:val="21"/>
+              </w:rPr>
+              <w:t xml:space="preserve"> }</w:t>
+            </w:r>
+            <w:proofErr w:type="gramEnd"/>
+            <w:r>
+              <w:rPr>
+                <w:b/>
+                <w:color w:val="16A34A"/>
+                <w:sz w:val="21"/>
+              </w:rPr>
+              <w:t>}</w:t>
             </w:r>
             <w:r>
               <w:rPr>
@@ -2454,13 +3138,50 @@
               </w:rPr>
               <w:t>) et des autres financements éventuels (</w:t>
             </w:r>
+            <w:proofErr w:type="gramStart"/>
             <w:r>
               <w:rPr>
                 <w:b/>
                 <w:color w:val="7C3AED"/>
                 <w:sz w:val="21"/>
               </w:rPr>
-              <w:t>{{ montant_autre_eur }}</w:t>
+              <w:t xml:space="preserve">{{ </w:t>
+            </w:r>
+            <w:proofErr w:type="spellStart"/>
+            <w:r>
+              <w:rPr>
+                <w:b/>
+                <w:color w:val="7C3AED"/>
+                <w:sz w:val="21"/>
+              </w:rPr>
+              <w:t>montant</w:t>
+            </w:r>
+            <w:proofErr w:type="gramEnd"/>
+            <w:r>
+              <w:rPr>
+                <w:b/>
+                <w:color w:val="7C3AED"/>
+                <w:sz w:val="21"/>
+              </w:rPr>
+              <w:t>_autre_</w:t>
+            </w:r>
+            <w:proofErr w:type="gramStart"/>
+            <w:r>
+              <w:rPr>
+                <w:b/>
+                <w:color w:val="7C3AED"/>
+                <w:sz w:val="21"/>
+              </w:rPr>
+              <w:t>eur</w:t>
+            </w:r>
+            <w:proofErr w:type="spellEnd"/>
+            <w:r>
+              <w:rPr>
+                <w:b/>
+                <w:color w:val="7C3AED"/>
+                <w:sz w:val="21"/>
+              </w:rPr>
+              <w:t xml:space="preserve"> }}</w:t>
             </w:r>
             <w:r>
               <w:rPr>
@@ -2468,6 +3189,7 @@
               </w:rPr>
               <w:t>)*</w:t>
             </w:r>
+            <w:proofErr w:type="gramEnd"/>
           </w:p>
           <w:p>
             <w:pPr>
@@ -2530,29 +3252,41 @@
     </w:p>
     <w:p>
       <w:pPr>
+        <w:rPr>
+          <w:b/>
+          <w:color w:val="000000"/>
+          <w:sz w:val="16"/>
+          <w:szCs w:val="16"/>
+        </w:rPr>
+      </w:pPr>
+      <w:r>
+        <w:rPr>
+          <w:b/>
+          <w:color w:val="000000"/>
+          <w:sz w:val="16"/>
+          <w:szCs w:val="16"/>
+        </w:rPr>
+        <w:br w:type="page"/>
+      </w:r>
+    </w:p>
+    <w:p>
+      <w:pPr>
         <w:spacing w:before="200" w:after="120"/>
+        <w:jc w:val="both"/>
+        <w:rPr>
+          <w:b/>
+          <w:color w:val="000000"/>
+          <w:sz w:val="16"/>
+          <w:szCs w:val="16"/>
+        </w:rPr>
+      </w:pPr>
+      <w:r>
         <w:rPr>
           <w:b/>
           <w:color w:val="000000"/>
           <w:sz w:val="24"/>
         </w:rPr>
-      </w:pPr>
-    </w:p>
-    <w:p>
-      <w:pPr>
-        <w:spacing w:before="200" w:after="120"/>
-        <w:rPr>
-          <w:b/>
-          <w:color w:val="000000"/>
-          <w:sz w:val="24"/>
-        </w:rPr>
-      </w:pPr>
-      <w:r>
-        <w:rPr>
-          <w:b/>
-          <w:color w:val="000000"/>
-          <w:sz w:val="24"/>
-        </w:rPr>
+        <w:lastRenderedPageBreak/>
         <w:t>Article 9 - Interruption de stage</w:t>
       </w:r>
     </w:p>
@@ -2614,7 +3348,15 @@
         <w:jc w:val="both"/>
       </w:pPr>
       <w:r>
-        <w:t>- En cas d’annulation pendant la formation : le stagiaire est tenu de payer une pénalité d’annulation à hauteur de 30 % du coût total initial de la formation + les prestations effectivement dispensées au prorata temporis de leur valeur prévue au présent contrat.</w:t>
+        <w:t xml:space="preserve">- En cas d’annulation pendant la formation : le stagiaire est tenu de payer une pénalité d’annulation à hauteur de 30 % du coût total initial de la formation + les prestations effectivement dispensées au prorata </w:t>
+      </w:r>
+      <w:proofErr w:type="spellStart"/>
+      <w:r>
+        <w:t>temporis</w:t>
+      </w:r>
+      <w:proofErr w:type="spellEnd"/>
+      <w:r>
+        <w:t xml:space="preserve"> de leur valeur prévue au présent contrat.</w:t>
       </w:r>
     </w:p>
     <w:p>
@@ -2630,7 +3372,15 @@
         <w:jc w:val="both"/>
       </w:pPr>
       <w:r>
-        <w:t>Si le stagiaire est empêché de suivre l’action par suite de force majeure dûment reconnue, le contrat de formation professionnelle est résilié. Dans ce cas, seules les prestations effectivement dispensées sont dues au prorata temporis de leur valeur prévue au présent contrat.</w:t>
+        <w:t xml:space="preserve">Si le stagiaire est empêché de suivre l’action par suite de force majeure dûment reconnue, le contrat de formation professionnelle est résilié. Dans ce cas, seules les prestations effectivement dispensées sont dues au prorata </w:t>
+      </w:r>
+      <w:proofErr w:type="spellStart"/>
+      <w:r>
+        <w:t>temporis</w:t>
+      </w:r>
+      <w:proofErr w:type="spellEnd"/>
+      <w:r>
+        <w:t xml:space="preserve"> de leur valeur prévue au présent contrat.</w:t>
       </w:r>
     </w:p>
     <w:p>
@@ -2671,7 +3421,15 @@
         <w:t xml:space="preserve"> </w:t>
       </w:r>
       <w:r>
-        <w:t>dues par le stagiaire au prorata temporis de leur valeur prévue au présent contrat.</w:t>
+        <w:t xml:space="preserve">dues par le stagiaire au prorata </w:t>
+      </w:r>
+      <w:proofErr w:type="spellStart"/>
+      <w:r>
+        <w:t>temporis</w:t>
+      </w:r>
+      <w:proofErr w:type="spellEnd"/>
+      <w:r>
+        <w:t xml:space="preserve"> de leur valeur prévue au présent contrat.</w:t>
       </w:r>
     </w:p>
     <w:p>
@@ -2818,22 +3576,72 @@
       <w:r>
         <w:t xml:space="preserve">Fait en double exemplaire, à </w:t>
       </w:r>
+      <w:proofErr w:type="gramStart"/>
       <w:r>
         <w:rPr>
           <w:color w:val="0033A0"/>
           <w:sz w:val="21"/>
         </w:rPr>
-        <w:t>{{ ville }}</w:t>
-      </w:r>
-      <w:r>
-        <w:t xml:space="preserve"> le </w:t>
-      </w:r>
+        <w:t>{{ ville</w:t>
+      </w:r>
+      <w:proofErr w:type="gramEnd"/>
       <w:r>
         <w:rPr>
           <w:color w:val="0033A0"/>
           <w:sz w:val="21"/>
         </w:rPr>
-        <w:t>{{ date_jour }}</w:t>
+        <w:t xml:space="preserve"> }}</w:t>
+      </w:r>
+      <w:r>
+        <w:t xml:space="preserve"> le </w:t>
+      </w:r>
+      <w:proofErr w:type="gramStart"/>
+      <w:r>
+        <w:rPr>
+          <w:color w:val="0033A0"/>
+          <w:sz w:val="21"/>
+        </w:rPr>
+        <w:t xml:space="preserve">{{ </w:t>
+      </w:r>
+      <w:proofErr w:type="spellStart"/>
+      <w:r>
+        <w:rPr>
+          <w:color w:val="0033A0"/>
+          <w:sz w:val="21"/>
+        </w:rPr>
+        <w:t>date</w:t>
+      </w:r>
+      <w:proofErr w:type="gramEnd"/>
+      <w:r>
+        <w:rPr>
+          <w:color w:val="0033A0"/>
+          <w:sz w:val="21"/>
+        </w:rPr>
+        <w:t>_</w:t>
+      </w:r>
+      <w:proofErr w:type="gramStart"/>
+      <w:r>
+        <w:rPr>
+          <w:color w:val="0033A0"/>
+          <w:sz w:val="21"/>
+        </w:rPr>
+        <w:t>jour</w:t>
+      </w:r>
+      <w:proofErr w:type="spellEnd"/>
+      <w:r>
+        <w:rPr>
+          <w:color w:val="0033A0"/>
+          <w:sz w:val="21"/>
+        </w:rPr>
+        <w:t xml:space="preserve"> }</w:t>
+      </w:r>
+      <w:proofErr w:type="gramEnd"/>
+      <w:r>
+        <w:rPr>
+          <w:color w:val="0033A0"/>
+          <w:sz w:val="21"/>
+        </w:rPr>
+        <w:t>}</w:t>
       </w:r>
       <w:r>
         <w:t>.</w:t>
@@ -2938,13 +3746,23 @@
               <w:spacing w:after="40" w:line="264" w:lineRule="auto"/>
               <w:jc w:val="center"/>
             </w:pPr>
+            <w:proofErr w:type="gramStart"/>
             <w:r>
               <w:rPr>
                 <w:b/>
                 <w:color w:val="0033A0"/>
                 <w:sz w:val="21"/>
               </w:rPr>
-              <w:t>{{ nom }}</w:t>
+              <w:t>{{ nom</w:t>
+            </w:r>
+            <w:proofErr w:type="gramEnd"/>
+            <w:r>
+              <w:rPr>
+                <w:b/>
+                <w:color w:val="0033A0"/>
+                <w:sz w:val="21"/>
+              </w:rPr>
+              <w:t xml:space="preserve"> }}</w:t>
             </w:r>
             <w:r>
               <w:rPr>
@@ -2952,13 +3770,33 @@
               </w:rPr>
               <w:t xml:space="preserve"> </w:t>
             </w:r>
+            <w:proofErr w:type="gramStart"/>
             <w:r>
               <w:rPr>
                 <w:b/>
                 <w:color w:val="0033A0"/>
                 <w:sz w:val="21"/>
               </w:rPr>
-              <w:t>{{ prenom }}</w:t>
+              <w:t xml:space="preserve">{{ </w:t>
+            </w:r>
+            <w:proofErr w:type="spellStart"/>
+            <w:r>
+              <w:rPr>
+                <w:b/>
+                <w:color w:val="0033A0"/>
+                <w:sz w:val="21"/>
+              </w:rPr>
+              <w:t>prenom</w:t>
+            </w:r>
+            <w:proofErr w:type="spellEnd"/>
+            <w:proofErr w:type="gramEnd"/>
+            <w:r>
+              <w:rPr>
+                <w:b/>
+                <w:color w:val="0033A0"/>
+                <w:sz w:val="21"/>
+              </w:rPr>
+              <w:t xml:space="preserve"> }}</w:t>
             </w:r>
           </w:p>
         </w:tc>
@@ -3350,7 +4188,15 @@
         <w:jc w:val="both"/>
       </w:pPr>
       <w:r>
-        <w:t>Le présent règlement s’applique à toutes les personnes participantes à une action de formation organisée par Intégrale Academy - Intégrale Sécurité Formations. Un exemplaire est remis à chaque stagiaire.</w:t>
+        <w:t xml:space="preserve">Le présent règlement s’applique à toutes les personnes participantes à une action de formation organisée par Intégrale </w:t>
+      </w:r>
+      <w:proofErr w:type="spellStart"/>
+      <w:r>
+        <w:t>Academy</w:t>
+      </w:r>
+      <w:proofErr w:type="spellEnd"/>
+      <w:r>
+        <w:t xml:space="preserve"> - Intégrale Sécurité Formations. Un exemplaire est remis à chaque stagiaire.</w:t>
       </w:r>
     </w:p>
     <w:p>
@@ -4172,22 +5018,72 @@
       <w:r>
         <w:t xml:space="preserve">Fait en double exemplaire, à </w:t>
       </w:r>
+      <w:proofErr w:type="gramStart"/>
       <w:r>
         <w:rPr>
           <w:color w:val="0033A0"/>
           <w:sz w:val="21"/>
         </w:rPr>
-        <w:t>{{ ville }}</w:t>
-      </w:r>
-      <w:r>
-        <w:t xml:space="preserve"> le </w:t>
-      </w:r>
+        <w:t>{{ ville</w:t>
+      </w:r>
+      <w:proofErr w:type="gramEnd"/>
       <w:r>
         <w:rPr>
           <w:color w:val="0033A0"/>
           <w:sz w:val="21"/>
         </w:rPr>
-        <w:t>{{ date_jour }}</w:t>
+        <w:t xml:space="preserve"> }}</w:t>
+      </w:r>
+      <w:r>
+        <w:t xml:space="preserve"> le </w:t>
+      </w:r>
+      <w:proofErr w:type="gramStart"/>
+      <w:r>
+        <w:rPr>
+          <w:color w:val="0033A0"/>
+          <w:sz w:val="21"/>
+        </w:rPr>
+        <w:t xml:space="preserve">{{ </w:t>
+      </w:r>
+      <w:proofErr w:type="spellStart"/>
+      <w:r>
+        <w:rPr>
+          <w:color w:val="0033A0"/>
+          <w:sz w:val="21"/>
+        </w:rPr>
+        <w:t>date</w:t>
+      </w:r>
+      <w:proofErr w:type="gramEnd"/>
+      <w:r>
+        <w:rPr>
+          <w:color w:val="0033A0"/>
+          <w:sz w:val="21"/>
+        </w:rPr>
+        <w:t>_</w:t>
+      </w:r>
+      <w:proofErr w:type="gramStart"/>
+      <w:r>
+        <w:rPr>
+          <w:color w:val="0033A0"/>
+          <w:sz w:val="21"/>
+        </w:rPr>
+        <w:t>jour</w:t>
+      </w:r>
+      <w:proofErr w:type="spellEnd"/>
+      <w:r>
+        <w:rPr>
+          <w:color w:val="0033A0"/>
+          <w:sz w:val="21"/>
+        </w:rPr>
+        <w:t xml:space="preserve"> }</w:t>
+      </w:r>
+      <w:proofErr w:type="gramEnd"/>
+      <w:r>
+        <w:rPr>
+          <w:color w:val="0033A0"/>
+          <w:sz w:val="21"/>
+        </w:rPr>
+        <w:t>}</w:t>
       </w:r>
       <w:r>
         <w:t>.</w:t>
@@ -4293,13 +5189,23 @@
               <w:spacing w:after="40" w:line="264" w:lineRule="auto"/>
               <w:jc w:val="center"/>
             </w:pPr>
+            <w:proofErr w:type="gramStart"/>
             <w:r>
               <w:rPr>
                 <w:b/>
                 <w:color w:val="0033A0"/>
                 <w:sz w:val="21"/>
               </w:rPr>
-              <w:t>{{ nom }}</w:t>
+              <w:t>{{ nom</w:t>
+            </w:r>
+            <w:proofErr w:type="gramEnd"/>
+            <w:r>
+              <w:rPr>
+                <w:b/>
+                <w:color w:val="0033A0"/>
+                <w:sz w:val="21"/>
+              </w:rPr>
+              <w:t xml:space="preserve"> }}</w:t>
             </w:r>
             <w:r>
               <w:rPr>
@@ -4307,13 +5213,33 @@
               </w:rPr>
               <w:t xml:space="preserve"> </w:t>
             </w:r>
+            <w:proofErr w:type="gramStart"/>
             <w:r>
               <w:rPr>
                 <w:b/>
                 <w:color w:val="0033A0"/>
                 <w:sz w:val="21"/>
               </w:rPr>
-              <w:t>{{ prenom }}</w:t>
+              <w:t xml:space="preserve">{{ </w:t>
+            </w:r>
+            <w:proofErr w:type="spellStart"/>
+            <w:r>
+              <w:rPr>
+                <w:b/>
+                <w:color w:val="0033A0"/>
+                <w:sz w:val="21"/>
+              </w:rPr>
+              <w:t>prenom</w:t>
+            </w:r>
+            <w:proofErr w:type="spellEnd"/>
+            <w:proofErr w:type="gramEnd"/>
+            <w:r>
+              <w:rPr>
+                <w:b/>
+                <w:color w:val="0033A0"/>
+                <w:sz w:val="21"/>
+              </w:rPr>
+              <w:t xml:space="preserve"> }}</w:t>
             </w:r>
           </w:p>
         </w:tc>
@@ -4730,7 +5656,25 @@
         <w:sz w:val="16"/>
         <w:szCs w:val="16"/>
       </w:rPr>
-      <w:t>54 chemin du Carreou 83480 PUGET SUR ARGENS</w:t>
+      <w:t xml:space="preserve">54 chemin du </w:t>
+    </w:r>
+    <w:proofErr w:type="spellStart"/>
+    <w:r>
+      <w:rPr>
+        <w:color w:val="4F81BD" w:themeColor="accent1"/>
+        <w:sz w:val="16"/>
+        <w:szCs w:val="16"/>
+      </w:rPr>
+      <w:t>Carreou</w:t>
+    </w:r>
+    <w:proofErr w:type="spellEnd"/>
+    <w:r>
+      <w:rPr>
+        <w:color w:val="4F81BD" w:themeColor="accent1"/>
+        <w:sz w:val="16"/>
+        <w:szCs w:val="16"/>
+      </w:rPr>
+      <w:t xml:space="preserve"> 83480 PUGET SUR ARGENS</w:t>
     </w:r>
     <w:r>
       <w:rPr>

--- a/templates_word/conventionvtc.docx
+++ b/templates_word/conventionvtc.docx
@@ -1,6 +1,6 @@
 
 <file path=word/document.xml><?xml version="1.0" encoding="utf-8"?>
-<w:document xmlns:wpc="http://schemas.microsoft.com/office/word/2010/wordprocessingCanvas" xmlns:cx="http://schemas.microsoft.com/office/drawing/2014/chartex" xmlns:cx1="http://schemas.microsoft.com/office/drawing/2015/9/8/chartex" xmlns:cx2="http://schemas.microsoft.com/office/drawing/2015/10/21/chartex" xmlns:cx3="http://schemas.microsoft.com/office/drawing/2016/5/9/chartex" xmlns:cx4="http://schemas.microsoft.com/office/drawing/2016/5/10/chartex" xmlns:cx5="http://schemas.microsoft.com/office/drawing/2016/5/11/chartex" xmlns:cx6="http://schemas.microsoft.com/office/drawing/2016/5/12/chartex" xmlns:cx7="http://schemas.microsoft.com/office/drawing/2016/5/13/chartex" xmlns:cx8="http://schemas.microsoft.com/office/drawing/2016/5/14/chartex" xmlns:mc="http://schemas.openxmlformats.org/markup-compatibility/2006" xmlns:aink="http://schemas.microsoft.com/office/drawing/2016/ink" xmlns:am3d="http://schemas.microsoft.com/office/drawing/2017/model3d" xmlns:o="urn:schemas-microsoft-com:office:office" xmlns:oel="http://schemas.microsoft.com/office/2019/extlst" xmlns:r="http://schemas.openxmlformats.org/officeDocument/2006/relationships" xmlns:m="http://schemas.openxmlformats.org/officeDocument/2006/math" xmlns:v="urn:schemas-microsoft-com:vml" xmlns:wp14="http://schemas.microsoft.com/office/word/2010/wordprocessingDrawing" xmlns:wp="http://schemas.openxmlformats.org/drawingml/2006/wordprocessingDrawing" xmlns:w10="urn:schemas-microsoft-com:office:word" xmlns:w="http://schemas.openxmlformats.org/wordprocessingml/2006/main" xmlns:w14="http://schemas.microsoft.com/office/word/2010/wordml" xmlns:w15="http://schemas.microsoft.com/office/word/2012/wordml" xmlns:w16cex="http://schemas.microsoft.com/office/word/2018/wordml/cex" xmlns:w16cid="http://schemas.microsoft.com/office/word/2016/wordml/cid" xmlns:w16="http://schemas.microsoft.com/office/word/2018/wordml" xmlns:w16du="http://schemas.microsoft.com/office/word/2023/wordml/word16du" xmlns:w16sdtdh="http://schemas.microsoft.com/office/word/2020/wordml/sdtdatahash" xmlns:w16sdtfl="http://schemas.microsoft.com/office/word/2024/wordml/sdtformatlock" xmlns:w16se="http://schemas.microsoft.com/office/word/2015/wordml/symex" xmlns:wpg="http://schemas.microsoft.com/office/word/2010/wordprocessingGroup" xmlns:wpi="http://schemas.microsoft.com/office/word/2010/wordprocessingInk" xmlns:wne="http://schemas.microsoft.com/office/word/2006/wordml" xmlns:wps="http://schemas.microsoft.com/office/word/2010/wordprocessingShape" mc:Ignorable="w14 w15 w16se w16cid w16 w16cex w16sdtdh w16sdtfl w16du wp14">
+<w:document xmlns:wpc="http://schemas.microsoft.com/office/word/2010/wordprocessingCanvas" xmlns:cx="http://schemas.microsoft.com/office/drawing/2014/chartex" xmlns:cx1="http://schemas.microsoft.com/office/drawing/2015/9/8/chartex" xmlns:cx2="http://schemas.microsoft.com/office/drawing/2015/10/21/chartex" xmlns:cx3="http://schemas.microsoft.com/office/drawing/2016/5/9/chartex" xmlns:cx4="http://schemas.microsoft.com/office/drawing/2016/5/10/chartex" xmlns:cx5="http://schemas.microsoft.com/office/drawing/2016/5/11/chartex" xmlns:cx6="http://schemas.microsoft.com/office/drawing/2016/5/12/chartex" xmlns:cx7="http://schemas.microsoft.com/office/drawing/2016/5/13/chartex" xmlns:cx8="http://schemas.microsoft.com/office/drawing/2016/5/14/chartex" xmlns:mc="http://schemas.openxmlformats.org/markup-compatibility/2006" xmlns:m="http://schemas.openxmlformats.org/officeDocument/2006/math" xmlns:aink="http://schemas.microsoft.com/office/drawing/2016/ink" xmlns:am3d="http://schemas.microsoft.com/office/drawing/2017/model3d" xmlns:oel="http://schemas.microsoft.com/office/2019/extlst" xmlns:r="http://schemas.openxmlformats.org/officeDocument/2006/relationships" xmlns:wp14="http://schemas.microsoft.com/office/word/2010/wordprocessingDrawing" xmlns:wp="http://schemas.openxmlformats.org/drawingml/2006/wordprocessingDrawing" xmlns:wpg="http://schemas.microsoft.com/office/word/2010/wordprocessingGroup" xmlns:wpi="http://schemas.microsoft.com/office/word/2010/wordprocessingInk" xmlns:wps="http://schemas.microsoft.com/office/word/2010/wordprocessingShape" xmlns:o="urn:schemas-microsoft-com:office:office" xmlns:v="urn:schemas-microsoft-com:vml" xmlns:w10="urn:schemas-microsoft-com:office:word" xmlns:w="http://schemas.openxmlformats.org/wordprocessingml/2006/main" xmlns:w14="http://schemas.microsoft.com/office/word/2010/wordml" xmlns:w15="http://schemas.microsoft.com/office/word/2012/wordml" xmlns:w16cei="http://schemas.microsoft.com/office/word/2026/wordml/cei" xmlns:w16cex="http://schemas.microsoft.com/office/word/2018/wordml/cex" xmlns:w16cid="http://schemas.microsoft.com/office/word/2016/wordml/cid" xmlns:w16="http://schemas.microsoft.com/office/word/2018/wordml" xmlns:w16sdtdh="http://schemas.microsoft.com/office/word/2020/wordml/sdtdatahash" xmlns:w16sdtfl="http://schemas.microsoft.com/office/word/2024/wordml/sdtformatlock" xmlns:w16se="http://schemas.microsoft.com/office/word/2015/wordml/symex" xmlns:w16du="http://schemas.microsoft.com/office/word/2023/wordml/word16du" xmlns:wne="http://schemas.microsoft.com/office/word/2006/wordml" mc:Ignorable="w14 w15 w16se w16cid w16 w16cex w16sdtdh w16sdtfl w16du wp14">
   <w:body>
     <w:p/>
     <w:tbl>
@@ -3455,7 +3455,6 @@
           <w:color w:val="000000"/>
           <w:sz w:val="24"/>
         </w:rPr>
-        <w:lastRenderedPageBreak/>
         <w:br/>
       </w:r>
       <w:r>
@@ -3490,9 +3489,6 @@
       <w:pPr>
         <w:spacing w:after="80"/>
         <w:jc w:val="both"/>
-        <w:rPr>
-          <w:b/>
-        </w:rPr>
       </w:pPr>
       <w:r>
         <w:t xml:space="preserve">En cas d’échec à l’examen, l’organisme de formation pourra mettre à nouveau à disposition du stagiaire un véhicule à double commande pour une nouvelle présentation à l’épreuve pratique, moyennant un coût forfaitaire de </w:t>
@@ -3524,6 +3520,20 @@
       <w:r>
         <w:t>, qui restent à la charge du stagiaire.</w:t>
       </w:r>
+    </w:p>
+    <w:p>
+      <w:r>
+        <w:br w:type="page"/>
+      </w:r>
+    </w:p>
+    <w:p>
+      <w:pPr>
+        <w:spacing w:after="80"/>
+        <w:jc w:val="both"/>
+        <w:rPr>
+          <w:b/>
+        </w:rPr>
+      </w:pPr>
     </w:p>
     <w:p>
       <w:pPr>
@@ -5543,7 +5553,7 @@
 </file>
 
 <file path=word/endnotes.xml><?xml version="1.0" encoding="utf-8"?>
-<w:endnotes xmlns:wpc="http://schemas.microsoft.com/office/word/2010/wordprocessingCanvas" xmlns:cx="http://schemas.microsoft.com/office/drawing/2014/chartex" xmlns:cx1="http://schemas.microsoft.com/office/drawing/2015/9/8/chartex" xmlns:cx2="http://schemas.microsoft.com/office/drawing/2015/10/21/chartex" xmlns:cx3="http://schemas.microsoft.com/office/drawing/2016/5/9/chartex" xmlns:cx4="http://schemas.microsoft.com/office/drawing/2016/5/10/chartex" xmlns:cx5="http://schemas.microsoft.com/office/drawing/2016/5/11/chartex" xmlns:cx6="http://schemas.microsoft.com/office/drawing/2016/5/12/chartex" xmlns:cx7="http://schemas.microsoft.com/office/drawing/2016/5/13/chartex" xmlns:cx8="http://schemas.microsoft.com/office/drawing/2016/5/14/chartex" xmlns:mc="http://schemas.openxmlformats.org/markup-compatibility/2006" xmlns:aink="http://schemas.microsoft.com/office/drawing/2016/ink" xmlns:am3d="http://schemas.microsoft.com/office/drawing/2017/model3d" xmlns:o="urn:schemas-microsoft-com:office:office" xmlns:oel="http://schemas.microsoft.com/office/2019/extlst" xmlns:r="http://schemas.openxmlformats.org/officeDocument/2006/relationships" xmlns:m="http://schemas.openxmlformats.org/officeDocument/2006/math" xmlns:v="urn:schemas-microsoft-com:vml" xmlns:wp14="http://schemas.microsoft.com/office/word/2010/wordprocessingDrawing" xmlns:wp="http://schemas.openxmlformats.org/drawingml/2006/wordprocessingDrawing" xmlns:w10="urn:schemas-microsoft-com:office:word" xmlns:w="http://schemas.openxmlformats.org/wordprocessingml/2006/main" xmlns:w14="http://schemas.microsoft.com/office/word/2010/wordml" xmlns:w15="http://schemas.microsoft.com/office/word/2012/wordml" xmlns:w16cex="http://schemas.microsoft.com/office/word/2018/wordml/cex" xmlns:w16cid="http://schemas.microsoft.com/office/word/2016/wordml/cid" xmlns:w16="http://schemas.microsoft.com/office/word/2018/wordml" xmlns:w16du="http://schemas.microsoft.com/office/word/2023/wordml/word16du" xmlns:w16sdtdh="http://schemas.microsoft.com/office/word/2020/wordml/sdtdatahash" xmlns:w16sdtfl="http://schemas.microsoft.com/office/word/2024/wordml/sdtformatlock" xmlns:w16se="http://schemas.microsoft.com/office/word/2015/wordml/symex" xmlns:wpg="http://schemas.microsoft.com/office/word/2010/wordprocessingGroup" xmlns:wpi="http://schemas.microsoft.com/office/word/2010/wordprocessingInk" xmlns:wne="http://schemas.microsoft.com/office/word/2006/wordml" xmlns:wps="http://schemas.microsoft.com/office/word/2010/wordprocessingShape" mc:Ignorable="w14 w15 w16se w16cid w16 w16cex w16sdtdh w16sdtfl w16du wp14">
+<w:endnotes xmlns:wpc="http://schemas.microsoft.com/office/word/2010/wordprocessingCanvas" xmlns:cx="http://schemas.microsoft.com/office/drawing/2014/chartex" xmlns:cx1="http://schemas.microsoft.com/office/drawing/2015/9/8/chartex" xmlns:cx2="http://schemas.microsoft.com/office/drawing/2015/10/21/chartex" xmlns:cx3="http://schemas.microsoft.com/office/drawing/2016/5/9/chartex" xmlns:cx4="http://schemas.microsoft.com/office/drawing/2016/5/10/chartex" xmlns:cx5="http://schemas.microsoft.com/office/drawing/2016/5/11/chartex" xmlns:cx6="http://schemas.microsoft.com/office/drawing/2016/5/12/chartex" xmlns:cx7="http://schemas.microsoft.com/office/drawing/2016/5/13/chartex" xmlns:cx8="http://schemas.microsoft.com/office/drawing/2016/5/14/chartex" xmlns:mc="http://schemas.openxmlformats.org/markup-compatibility/2006" xmlns:m="http://schemas.openxmlformats.org/officeDocument/2006/math" xmlns:aink="http://schemas.microsoft.com/office/drawing/2016/ink" xmlns:am3d="http://schemas.microsoft.com/office/drawing/2017/model3d" xmlns:oel="http://schemas.microsoft.com/office/2019/extlst" xmlns:r="http://schemas.openxmlformats.org/officeDocument/2006/relationships" xmlns:wp14="http://schemas.microsoft.com/office/word/2010/wordprocessingDrawing" xmlns:wp="http://schemas.openxmlformats.org/drawingml/2006/wordprocessingDrawing" xmlns:wpg="http://schemas.microsoft.com/office/word/2010/wordprocessingGroup" xmlns:wpi="http://schemas.microsoft.com/office/word/2010/wordprocessingInk" xmlns:wps="http://schemas.microsoft.com/office/word/2010/wordprocessingShape" xmlns:o="urn:schemas-microsoft-com:office:office" xmlns:v="urn:schemas-microsoft-com:vml" xmlns:w10="urn:schemas-microsoft-com:office:word" xmlns:w="http://schemas.openxmlformats.org/wordprocessingml/2006/main" xmlns:w14="http://schemas.microsoft.com/office/word/2010/wordml" xmlns:w15="http://schemas.microsoft.com/office/word/2012/wordml" xmlns:w16cei="http://schemas.microsoft.com/office/word/2026/wordml/cei" xmlns:w16cex="http://schemas.microsoft.com/office/word/2018/wordml/cex" xmlns:w16cid="http://schemas.microsoft.com/office/word/2016/wordml/cid" xmlns:w16="http://schemas.microsoft.com/office/word/2018/wordml" xmlns:w16sdtdh="http://schemas.microsoft.com/office/word/2020/wordml/sdtdatahash" xmlns:w16sdtfl="http://schemas.microsoft.com/office/word/2024/wordml/sdtformatlock" xmlns:w16se="http://schemas.microsoft.com/office/word/2015/wordml/symex" xmlns:w16du="http://schemas.microsoft.com/office/word/2023/wordml/word16du" xmlns:wne="http://schemas.microsoft.com/office/word/2006/wordml" mc:Ignorable="w14 w15 w16se w16cid w16 w16cex w16sdtdh w16sdtfl w16du wp14">
   <w:endnote w:type="separator" w:id="-1">
     <w:p>
       <w:pPr>
@@ -5568,7 +5578,7 @@
 </file>
 
 <file path=word/footer1.xml><?xml version="1.0" encoding="utf-8"?>
-<w:ftr xmlns:wpc="http://schemas.microsoft.com/office/word/2010/wordprocessingCanvas" xmlns:cx="http://schemas.microsoft.com/office/drawing/2014/chartex" xmlns:cx1="http://schemas.microsoft.com/office/drawing/2015/9/8/chartex" xmlns:cx2="http://schemas.microsoft.com/office/drawing/2015/10/21/chartex" xmlns:cx3="http://schemas.microsoft.com/office/drawing/2016/5/9/chartex" xmlns:cx4="http://schemas.microsoft.com/office/drawing/2016/5/10/chartex" xmlns:cx5="http://schemas.microsoft.com/office/drawing/2016/5/11/chartex" xmlns:cx6="http://schemas.microsoft.com/office/drawing/2016/5/12/chartex" xmlns:cx7="http://schemas.microsoft.com/office/drawing/2016/5/13/chartex" xmlns:cx8="http://schemas.microsoft.com/office/drawing/2016/5/14/chartex" xmlns:mc="http://schemas.openxmlformats.org/markup-compatibility/2006" xmlns:aink="http://schemas.microsoft.com/office/drawing/2016/ink" xmlns:am3d="http://schemas.microsoft.com/office/drawing/2017/model3d" xmlns:o="urn:schemas-microsoft-com:office:office" xmlns:oel="http://schemas.microsoft.com/office/2019/extlst" xmlns:r="http://schemas.openxmlformats.org/officeDocument/2006/relationships" xmlns:m="http://schemas.openxmlformats.org/officeDocument/2006/math" xmlns:v="urn:schemas-microsoft-com:vml" xmlns:wp14="http://schemas.microsoft.com/office/word/2010/wordprocessingDrawing" xmlns:wp="http://schemas.openxmlformats.org/drawingml/2006/wordprocessingDrawing" xmlns:w10="urn:schemas-microsoft-com:office:word" xmlns:w="http://schemas.openxmlformats.org/wordprocessingml/2006/main" xmlns:w14="http://schemas.microsoft.com/office/word/2010/wordml" xmlns:w15="http://schemas.microsoft.com/office/word/2012/wordml" xmlns:w16cex="http://schemas.microsoft.com/office/word/2018/wordml/cex" xmlns:w16cid="http://schemas.microsoft.com/office/word/2016/wordml/cid" xmlns:w16="http://schemas.microsoft.com/office/word/2018/wordml" xmlns:w16du="http://schemas.microsoft.com/office/word/2023/wordml/word16du" xmlns:w16sdtdh="http://schemas.microsoft.com/office/word/2020/wordml/sdtdatahash" xmlns:w16sdtfl="http://schemas.microsoft.com/office/word/2024/wordml/sdtformatlock" xmlns:w16se="http://schemas.microsoft.com/office/word/2015/wordml/symex" xmlns:wpg="http://schemas.microsoft.com/office/word/2010/wordprocessingGroup" xmlns:wpi="http://schemas.microsoft.com/office/word/2010/wordprocessingInk" xmlns:wne="http://schemas.microsoft.com/office/word/2006/wordml" xmlns:wps="http://schemas.microsoft.com/office/word/2010/wordprocessingShape" mc:Ignorable="w14 w15 w16se w16cid w16 w16cex w16sdtdh w16sdtfl w16du wp14">
+<w:ftr xmlns:wpc="http://schemas.microsoft.com/office/word/2010/wordprocessingCanvas" xmlns:cx="http://schemas.microsoft.com/office/drawing/2014/chartex" xmlns:cx1="http://schemas.microsoft.com/office/drawing/2015/9/8/chartex" xmlns:cx2="http://schemas.microsoft.com/office/drawing/2015/10/21/chartex" xmlns:cx3="http://schemas.microsoft.com/office/drawing/2016/5/9/chartex" xmlns:cx4="http://schemas.microsoft.com/office/drawing/2016/5/10/chartex" xmlns:cx5="http://schemas.microsoft.com/office/drawing/2016/5/11/chartex" xmlns:cx6="http://schemas.microsoft.com/office/drawing/2016/5/12/chartex" xmlns:cx7="http://schemas.microsoft.com/office/drawing/2016/5/13/chartex" xmlns:cx8="http://schemas.microsoft.com/office/drawing/2016/5/14/chartex" xmlns:mc="http://schemas.openxmlformats.org/markup-compatibility/2006" xmlns:m="http://schemas.openxmlformats.org/officeDocument/2006/math" xmlns:aink="http://schemas.microsoft.com/office/drawing/2016/ink" xmlns:am3d="http://schemas.microsoft.com/office/drawing/2017/model3d" xmlns:oel="http://schemas.microsoft.com/office/2019/extlst" xmlns:r="http://schemas.openxmlformats.org/officeDocument/2006/relationships" xmlns:wp14="http://schemas.microsoft.com/office/word/2010/wordprocessingDrawing" xmlns:wp="http://schemas.openxmlformats.org/drawingml/2006/wordprocessingDrawing" xmlns:wpg="http://schemas.microsoft.com/office/word/2010/wordprocessingGroup" xmlns:wpi="http://schemas.microsoft.com/office/word/2010/wordprocessingInk" xmlns:wps="http://schemas.microsoft.com/office/word/2010/wordprocessingShape" xmlns:o="urn:schemas-microsoft-com:office:office" xmlns:v="urn:schemas-microsoft-com:vml" xmlns:w10="urn:schemas-microsoft-com:office:word" xmlns:w="http://schemas.openxmlformats.org/wordprocessingml/2006/main" xmlns:w14="http://schemas.microsoft.com/office/word/2010/wordml" xmlns:w15="http://schemas.microsoft.com/office/word/2012/wordml" xmlns:w16cei="http://schemas.microsoft.com/office/word/2026/wordml/cei" xmlns:w16cex="http://schemas.microsoft.com/office/word/2018/wordml/cex" xmlns:w16cid="http://schemas.microsoft.com/office/word/2016/wordml/cid" xmlns:w16="http://schemas.microsoft.com/office/word/2018/wordml" xmlns:w16sdtdh="http://schemas.microsoft.com/office/word/2020/wordml/sdtdatahash" xmlns:w16sdtfl="http://schemas.microsoft.com/office/word/2024/wordml/sdtformatlock" xmlns:w16se="http://schemas.microsoft.com/office/word/2015/wordml/symex" xmlns:w16du="http://schemas.microsoft.com/office/word/2023/wordml/word16du" xmlns:wne="http://schemas.microsoft.com/office/word/2006/wordml" mc:Ignorable="w14 w15 w16se w16cid w16 w16cex w16sdtdh w16sdtfl w16du wp14">
   <w:p>
     <w:pPr>
       <w:pStyle w:val="Pieddepage"/>
@@ -5794,7 +5804,7 @@
 </file>
 
 <file path=word/footnotes.xml><?xml version="1.0" encoding="utf-8"?>
-<w:footnotes xmlns:wpc="http://schemas.microsoft.com/office/word/2010/wordprocessingCanvas" xmlns:cx="http://schemas.microsoft.com/office/drawing/2014/chartex" xmlns:cx1="http://schemas.microsoft.com/office/drawing/2015/9/8/chartex" xmlns:cx2="http://schemas.microsoft.com/office/drawing/2015/10/21/chartex" xmlns:cx3="http://schemas.microsoft.com/office/drawing/2016/5/9/chartex" xmlns:cx4="http://schemas.microsoft.com/office/drawing/2016/5/10/chartex" xmlns:cx5="http://schemas.microsoft.com/office/drawing/2016/5/11/chartex" xmlns:cx6="http://schemas.microsoft.com/office/drawing/2016/5/12/chartex" xmlns:cx7="http://schemas.microsoft.com/office/drawing/2016/5/13/chartex" xmlns:cx8="http://schemas.microsoft.com/office/drawing/2016/5/14/chartex" xmlns:mc="http://schemas.openxmlformats.org/markup-compatibility/2006" xmlns:aink="http://schemas.microsoft.com/office/drawing/2016/ink" xmlns:am3d="http://schemas.microsoft.com/office/drawing/2017/model3d" xmlns:o="urn:schemas-microsoft-com:office:office" xmlns:oel="http://schemas.microsoft.com/office/2019/extlst" xmlns:r="http://schemas.openxmlformats.org/officeDocument/2006/relationships" xmlns:m="http://schemas.openxmlformats.org/officeDocument/2006/math" xmlns:v="urn:schemas-microsoft-com:vml" xmlns:wp14="http://schemas.microsoft.com/office/word/2010/wordprocessingDrawing" xmlns:wp="http://schemas.openxmlformats.org/drawingml/2006/wordprocessingDrawing" xmlns:w10="urn:schemas-microsoft-com:office:word" xmlns:w="http://schemas.openxmlformats.org/wordprocessingml/2006/main" xmlns:w14="http://schemas.microsoft.com/office/word/2010/wordml" xmlns:w15="http://schemas.microsoft.com/office/word/2012/wordml" xmlns:w16cex="http://schemas.microsoft.com/office/word/2018/wordml/cex" xmlns:w16cid="http://schemas.microsoft.com/office/word/2016/wordml/cid" xmlns:w16="http://schemas.microsoft.com/office/word/2018/wordml" xmlns:w16du="http://schemas.microsoft.com/office/word/2023/wordml/word16du" xmlns:w16sdtdh="http://schemas.microsoft.com/office/word/2020/wordml/sdtdatahash" xmlns:w16sdtfl="http://schemas.microsoft.com/office/word/2024/wordml/sdtformatlock" xmlns:w16se="http://schemas.microsoft.com/office/word/2015/wordml/symex" xmlns:wpg="http://schemas.microsoft.com/office/word/2010/wordprocessingGroup" xmlns:wpi="http://schemas.microsoft.com/office/word/2010/wordprocessingInk" xmlns:wne="http://schemas.microsoft.com/office/word/2006/wordml" xmlns:wps="http://schemas.microsoft.com/office/word/2010/wordprocessingShape" mc:Ignorable="w14 w15 w16se w16cid w16 w16cex w16sdtdh w16sdtfl w16du wp14">
+<w:footnotes xmlns:wpc="http://schemas.microsoft.com/office/word/2010/wordprocessingCanvas" xmlns:cx="http://schemas.microsoft.com/office/drawing/2014/chartex" xmlns:cx1="http://schemas.microsoft.com/office/drawing/2015/9/8/chartex" xmlns:cx2="http://schemas.microsoft.com/office/drawing/2015/10/21/chartex" xmlns:cx3="http://schemas.microsoft.com/office/drawing/2016/5/9/chartex" xmlns:cx4="http://schemas.microsoft.com/office/drawing/2016/5/10/chartex" xmlns:cx5="http://schemas.microsoft.com/office/drawing/2016/5/11/chartex" xmlns:cx6="http://schemas.microsoft.com/office/drawing/2016/5/12/chartex" xmlns:cx7="http://schemas.microsoft.com/office/drawing/2016/5/13/chartex" xmlns:cx8="http://schemas.microsoft.com/office/drawing/2016/5/14/chartex" xmlns:mc="http://schemas.openxmlformats.org/markup-compatibility/2006" xmlns:m="http://schemas.openxmlformats.org/officeDocument/2006/math" xmlns:aink="http://schemas.microsoft.com/office/drawing/2016/ink" xmlns:am3d="http://schemas.microsoft.com/office/drawing/2017/model3d" xmlns:oel="http://schemas.microsoft.com/office/2019/extlst" xmlns:r="http://schemas.openxmlformats.org/officeDocument/2006/relationships" xmlns:wp14="http://schemas.microsoft.com/office/word/2010/wordprocessingDrawing" xmlns:wp="http://schemas.openxmlformats.org/drawingml/2006/wordprocessingDrawing" xmlns:wpg="http://schemas.microsoft.com/office/word/2010/wordprocessingGroup" xmlns:wpi="http://schemas.microsoft.com/office/word/2010/wordprocessingInk" xmlns:wps="http://schemas.microsoft.com/office/word/2010/wordprocessingShape" xmlns:o="urn:schemas-microsoft-com:office:office" xmlns:v="urn:schemas-microsoft-com:vml" xmlns:w10="urn:schemas-microsoft-com:office:word" xmlns:w="http://schemas.openxmlformats.org/wordprocessingml/2006/main" xmlns:w14="http://schemas.microsoft.com/office/word/2010/wordml" xmlns:w15="http://schemas.microsoft.com/office/word/2012/wordml" xmlns:w16cei="http://schemas.microsoft.com/office/word/2026/wordml/cei" xmlns:w16cex="http://schemas.microsoft.com/office/word/2018/wordml/cex" xmlns:w16cid="http://schemas.microsoft.com/office/word/2016/wordml/cid" xmlns:w16="http://schemas.microsoft.com/office/word/2018/wordml" xmlns:w16sdtdh="http://schemas.microsoft.com/office/word/2020/wordml/sdtdatahash" xmlns:w16sdtfl="http://schemas.microsoft.com/office/word/2024/wordml/sdtformatlock" xmlns:w16se="http://schemas.microsoft.com/office/word/2015/wordml/symex" xmlns:w16du="http://schemas.microsoft.com/office/word/2023/wordml/word16du" xmlns:wne="http://schemas.microsoft.com/office/word/2006/wordml" mc:Ignorable="w14 w15 w16se w16cid w16 w16cex w16sdtdh w16sdtfl w16du wp14">
   <w:footnote w:type="separator" w:id="-1">
     <w:p>
       <w:pPr>
@@ -5819,7 +5829,7 @@
 </file>
 
 <file path=word/header1.xml><?xml version="1.0" encoding="utf-8"?>
-<w:hdr xmlns:wpc="http://schemas.microsoft.com/office/word/2010/wordprocessingCanvas" xmlns:cx="http://schemas.microsoft.com/office/drawing/2014/chartex" xmlns:cx1="http://schemas.microsoft.com/office/drawing/2015/9/8/chartex" xmlns:cx2="http://schemas.microsoft.com/office/drawing/2015/10/21/chartex" xmlns:cx3="http://schemas.microsoft.com/office/drawing/2016/5/9/chartex" xmlns:cx4="http://schemas.microsoft.com/office/drawing/2016/5/10/chartex" xmlns:cx5="http://schemas.microsoft.com/office/drawing/2016/5/11/chartex" xmlns:cx6="http://schemas.microsoft.com/office/drawing/2016/5/12/chartex" xmlns:cx7="http://schemas.microsoft.com/office/drawing/2016/5/13/chartex" xmlns:cx8="http://schemas.microsoft.com/office/drawing/2016/5/14/chartex" xmlns:mc="http://schemas.openxmlformats.org/markup-compatibility/2006" xmlns:aink="http://schemas.microsoft.com/office/drawing/2016/ink" xmlns:am3d="http://schemas.microsoft.com/office/drawing/2017/model3d" xmlns:o="urn:schemas-microsoft-com:office:office" xmlns:oel="http://schemas.microsoft.com/office/2019/extlst" xmlns:r="http://schemas.openxmlformats.org/officeDocument/2006/relationships" xmlns:m="http://schemas.openxmlformats.org/officeDocument/2006/math" xmlns:v="urn:schemas-microsoft-com:vml" xmlns:wp14="http://schemas.microsoft.com/office/word/2010/wordprocessingDrawing" xmlns:wp="http://schemas.openxmlformats.org/drawingml/2006/wordprocessingDrawing" xmlns:w10="urn:schemas-microsoft-com:office:word" xmlns:w="http://schemas.openxmlformats.org/wordprocessingml/2006/main" xmlns:w14="http://schemas.microsoft.com/office/word/2010/wordml" xmlns:w15="http://schemas.microsoft.com/office/word/2012/wordml" xmlns:w16cex="http://schemas.microsoft.com/office/word/2018/wordml/cex" xmlns:w16cid="http://schemas.microsoft.com/office/word/2016/wordml/cid" xmlns:w16="http://schemas.microsoft.com/office/word/2018/wordml" xmlns:w16du="http://schemas.microsoft.com/office/word/2023/wordml/word16du" xmlns:w16sdtdh="http://schemas.microsoft.com/office/word/2020/wordml/sdtdatahash" xmlns:w16sdtfl="http://schemas.microsoft.com/office/word/2024/wordml/sdtformatlock" xmlns:w16se="http://schemas.microsoft.com/office/word/2015/wordml/symex" xmlns:wpg="http://schemas.microsoft.com/office/word/2010/wordprocessingGroup" xmlns:wpi="http://schemas.microsoft.com/office/word/2010/wordprocessingInk" xmlns:wne="http://schemas.microsoft.com/office/word/2006/wordml" xmlns:wps="http://schemas.microsoft.com/office/word/2010/wordprocessingShape" mc:Ignorable="w14 w15 w16se w16cid w16 w16cex w16sdtdh w16sdtfl w16du wp14">
+<w:hdr xmlns:wpc="http://schemas.microsoft.com/office/word/2010/wordprocessingCanvas" xmlns:cx="http://schemas.microsoft.com/office/drawing/2014/chartex" xmlns:cx1="http://schemas.microsoft.com/office/drawing/2015/9/8/chartex" xmlns:cx2="http://schemas.microsoft.com/office/drawing/2015/10/21/chartex" xmlns:cx3="http://schemas.microsoft.com/office/drawing/2016/5/9/chartex" xmlns:cx4="http://schemas.microsoft.com/office/drawing/2016/5/10/chartex" xmlns:cx5="http://schemas.microsoft.com/office/drawing/2016/5/11/chartex" xmlns:cx6="http://schemas.microsoft.com/office/drawing/2016/5/12/chartex" xmlns:cx7="http://schemas.microsoft.com/office/drawing/2016/5/13/chartex" xmlns:cx8="http://schemas.microsoft.com/office/drawing/2016/5/14/chartex" xmlns:mc="http://schemas.openxmlformats.org/markup-compatibility/2006" xmlns:m="http://schemas.openxmlformats.org/officeDocument/2006/math" xmlns:aink="http://schemas.microsoft.com/office/drawing/2016/ink" xmlns:am3d="http://schemas.microsoft.com/office/drawing/2017/model3d" xmlns:oel="http://schemas.microsoft.com/office/2019/extlst" xmlns:r="http://schemas.openxmlformats.org/officeDocument/2006/relationships" xmlns:wp14="http://schemas.microsoft.com/office/word/2010/wordprocessingDrawing" xmlns:wp="http://schemas.openxmlformats.org/drawingml/2006/wordprocessingDrawing" xmlns:wpg="http://schemas.microsoft.com/office/word/2010/wordprocessingGroup" xmlns:wpi="http://schemas.microsoft.com/office/word/2010/wordprocessingInk" xmlns:wps="http://schemas.microsoft.com/office/word/2010/wordprocessingShape" xmlns:o="urn:schemas-microsoft-com:office:office" xmlns:v="urn:schemas-microsoft-com:vml" xmlns:w10="urn:schemas-microsoft-com:office:word" xmlns:w="http://schemas.openxmlformats.org/wordprocessingml/2006/main" xmlns:w14="http://schemas.microsoft.com/office/word/2010/wordml" xmlns:w15="http://schemas.microsoft.com/office/word/2012/wordml" xmlns:w16cei="http://schemas.microsoft.com/office/word/2026/wordml/cei" xmlns:w16cex="http://schemas.microsoft.com/office/word/2018/wordml/cex" xmlns:w16cid="http://schemas.microsoft.com/office/word/2016/wordml/cid" xmlns:w16="http://schemas.microsoft.com/office/word/2018/wordml" xmlns:w16sdtdh="http://schemas.microsoft.com/office/word/2020/wordml/sdtdatahash" xmlns:w16sdtfl="http://schemas.microsoft.com/office/word/2024/wordml/sdtformatlock" xmlns:w16se="http://schemas.microsoft.com/office/word/2015/wordml/symex" xmlns:w16du="http://schemas.microsoft.com/office/word/2023/wordml/word16du" xmlns:wne="http://schemas.microsoft.com/office/word/2006/wordml" mc:Ignorable="w14 w15 w16se w16cid w16 w16cex w16sdtdh w16sdtfl w16du wp14">
   <w:p>
     <w:pPr>
       <w:pStyle w:val="En-tte"/>
@@ -5886,7 +5896,7 @@
 </file>
 
 <file path=word/numbering.xml><?xml version="1.0" encoding="utf-8"?>
-<w:numbering xmlns:wpc="http://schemas.microsoft.com/office/word/2010/wordprocessingCanvas" xmlns:cx="http://schemas.microsoft.com/office/drawing/2014/chartex" xmlns:cx1="http://schemas.microsoft.com/office/drawing/2015/9/8/chartex" xmlns:cx2="http://schemas.microsoft.com/office/drawing/2015/10/21/chartex" xmlns:cx3="http://schemas.microsoft.com/office/drawing/2016/5/9/chartex" xmlns:cx4="http://schemas.microsoft.com/office/drawing/2016/5/10/chartex" xmlns:cx5="http://schemas.microsoft.com/office/drawing/2016/5/11/chartex" xmlns:cx6="http://schemas.microsoft.com/office/drawing/2016/5/12/chartex" xmlns:cx7="http://schemas.microsoft.com/office/drawing/2016/5/13/chartex" xmlns:cx8="http://schemas.microsoft.com/office/drawing/2016/5/14/chartex" xmlns:mc="http://schemas.openxmlformats.org/markup-compatibility/2006" xmlns:aink="http://schemas.microsoft.com/office/drawing/2016/ink" xmlns:am3d="http://schemas.microsoft.com/office/drawing/2017/model3d" xmlns:o="urn:schemas-microsoft-com:office:office" xmlns:oel="http://schemas.microsoft.com/office/2019/extlst" xmlns:r="http://schemas.openxmlformats.org/officeDocument/2006/relationships" xmlns:m="http://schemas.openxmlformats.org/officeDocument/2006/math" xmlns:v="urn:schemas-microsoft-com:vml" xmlns:wp14="http://schemas.microsoft.com/office/word/2010/wordprocessingDrawing" xmlns:wp="http://schemas.openxmlformats.org/drawingml/2006/wordprocessingDrawing" xmlns:w10="urn:schemas-microsoft-com:office:word" xmlns:w="http://schemas.openxmlformats.org/wordprocessingml/2006/main" xmlns:w14="http://schemas.microsoft.com/office/word/2010/wordml" xmlns:w15="http://schemas.microsoft.com/office/word/2012/wordml" xmlns:w16cex="http://schemas.microsoft.com/office/word/2018/wordml/cex" xmlns:w16cid="http://schemas.microsoft.com/office/word/2016/wordml/cid" xmlns:w16="http://schemas.microsoft.com/office/word/2018/wordml" xmlns:w16du="http://schemas.microsoft.com/office/word/2023/wordml/word16du" xmlns:w16sdtdh="http://schemas.microsoft.com/office/word/2020/wordml/sdtdatahash" xmlns:w16sdtfl="http://schemas.microsoft.com/office/word/2024/wordml/sdtformatlock" xmlns:w16se="http://schemas.microsoft.com/office/word/2015/wordml/symex" xmlns:wpg="http://schemas.microsoft.com/office/word/2010/wordprocessingGroup" xmlns:wpi="http://schemas.microsoft.com/office/word/2010/wordprocessingInk" xmlns:wne="http://schemas.microsoft.com/office/word/2006/wordml" xmlns:wps="http://schemas.microsoft.com/office/word/2010/wordprocessingShape" mc:Ignorable="w14 w15 w16se w16cid w16 w16cex w16sdtdh w16sdtfl w16du wp14">
+<w:numbering xmlns:wpc="http://schemas.microsoft.com/office/word/2010/wordprocessingCanvas" xmlns:cx="http://schemas.microsoft.com/office/drawing/2014/chartex" xmlns:cx1="http://schemas.microsoft.com/office/drawing/2015/9/8/chartex" xmlns:cx2="http://schemas.microsoft.com/office/drawing/2015/10/21/chartex" xmlns:cx3="http://schemas.microsoft.com/office/drawing/2016/5/9/chartex" xmlns:cx4="http://schemas.microsoft.com/office/drawing/2016/5/10/chartex" xmlns:cx5="http://schemas.microsoft.com/office/drawing/2016/5/11/chartex" xmlns:cx6="http://schemas.microsoft.com/office/drawing/2016/5/12/chartex" xmlns:cx7="http://schemas.microsoft.com/office/drawing/2016/5/13/chartex" xmlns:cx8="http://schemas.microsoft.com/office/drawing/2016/5/14/chartex" xmlns:mc="http://schemas.openxmlformats.org/markup-compatibility/2006" xmlns:m="http://schemas.openxmlformats.org/officeDocument/2006/math" xmlns:aink="http://schemas.microsoft.com/office/drawing/2016/ink" xmlns:am3d="http://schemas.microsoft.com/office/drawing/2017/model3d" xmlns:oel="http://schemas.microsoft.com/office/2019/extlst" xmlns:r="http://schemas.openxmlformats.org/officeDocument/2006/relationships" xmlns:wp14="http://schemas.microsoft.com/office/word/2010/wordprocessingDrawing" xmlns:wp="http://schemas.openxmlformats.org/drawingml/2006/wordprocessingDrawing" xmlns:wpg="http://schemas.microsoft.com/office/word/2010/wordprocessingGroup" xmlns:wpi="http://schemas.microsoft.com/office/word/2010/wordprocessingInk" xmlns:wps="http://schemas.microsoft.com/office/word/2010/wordprocessingShape" xmlns:o="urn:schemas-microsoft-com:office:office" xmlns:v="urn:schemas-microsoft-com:vml" xmlns:w10="urn:schemas-microsoft-com:office:word" xmlns:w="http://schemas.openxmlformats.org/wordprocessingml/2006/main" xmlns:w14="http://schemas.microsoft.com/office/word/2010/wordml" xmlns:w15="http://schemas.microsoft.com/office/word/2012/wordml" xmlns:w16cei="http://schemas.microsoft.com/office/word/2026/wordml/cei" xmlns:w16cex="http://schemas.microsoft.com/office/word/2018/wordml/cex" xmlns:w16cid="http://schemas.microsoft.com/office/word/2016/wordml/cid" xmlns:w16="http://schemas.microsoft.com/office/word/2018/wordml" xmlns:w16sdtdh="http://schemas.microsoft.com/office/word/2020/wordml/sdtdatahash" xmlns:w16sdtfl="http://schemas.microsoft.com/office/word/2024/wordml/sdtformatlock" xmlns:w16se="http://schemas.microsoft.com/office/word/2015/wordml/symex" xmlns:w16du="http://schemas.microsoft.com/office/word/2023/wordml/word16du" xmlns:wne="http://schemas.microsoft.com/office/word/2006/wordml" mc:Ignorable="w14 w15 w16se w16cid w16 w16cex w16sdtdh w16sdtfl w16du wp14">
   <w:abstractNum w:abstractNumId="0" w15:restartNumberingAfterBreak="0">
     <w:nsid w:val="FFFFFF7C"/>
     <w:multiLevelType w:val="singleLevel"/>
@@ -6205,7 +6215,7 @@
 </file>
 
 <file path=word/styles.xml><?xml version="1.0" encoding="utf-8"?>
-<w:styles xmlns:mc="http://schemas.openxmlformats.org/markup-compatibility/2006" xmlns:r="http://schemas.openxmlformats.org/officeDocument/2006/relationships" xmlns:w="http://schemas.openxmlformats.org/wordprocessingml/2006/main" xmlns:w14="http://schemas.microsoft.com/office/word/2010/wordml" xmlns:w15="http://schemas.microsoft.com/office/word/2012/wordml" xmlns:w16cex="http://schemas.microsoft.com/office/word/2018/wordml/cex" xmlns:w16cid="http://schemas.microsoft.com/office/word/2016/wordml/cid" xmlns:w16="http://schemas.microsoft.com/office/word/2018/wordml" xmlns:w16du="http://schemas.microsoft.com/office/word/2023/wordml/word16du" xmlns:w16sdtdh="http://schemas.microsoft.com/office/word/2020/wordml/sdtdatahash" xmlns:w16sdtfl="http://schemas.microsoft.com/office/word/2024/wordml/sdtformatlock" xmlns:w16se="http://schemas.microsoft.com/office/word/2015/wordml/symex" mc:Ignorable="w14 w15 w16se w16cid w16 w16cex w16sdtdh w16sdtfl w16du">
+<w:styles xmlns:mc="http://schemas.openxmlformats.org/markup-compatibility/2006" xmlns:r="http://schemas.openxmlformats.org/officeDocument/2006/relationships" xmlns:w="http://schemas.openxmlformats.org/wordprocessingml/2006/main" xmlns:w14="http://schemas.microsoft.com/office/word/2010/wordml" xmlns:w15="http://schemas.microsoft.com/office/word/2012/wordml" xmlns:w16cex="http://schemas.microsoft.com/office/word/2018/wordml/cex" xmlns:w16cid="http://schemas.microsoft.com/office/word/2016/wordml/cid" xmlns:w16="http://schemas.microsoft.com/office/word/2018/wordml" xmlns:w16sdtdh="http://schemas.microsoft.com/office/word/2020/wordml/sdtdatahash" xmlns:w16sdtfl="http://schemas.microsoft.com/office/word/2024/wordml/sdtformatlock" xmlns:w16se="http://schemas.microsoft.com/office/word/2015/wordml/symex" xmlns:w16du="http://schemas.microsoft.com/office/word/2023/wordml/word16du" mc:Ignorable="w14 w15 w16se w16cid w16 w16cex w16sdtdh w16sdtfl w16du">
   <w:docDefaults>
     <w:rPrDefault>
       <w:rPr>
